--- a/docs/RISK-EEG-011_RevB_risk_analysis_and_safety_review_pack.docx
+++ b/docs/RISK-EEG-011_RevB_risk_analysis_and_safety_review_pack.docx
@@ -28,7 +28,7 @@
         </w:p>
       </w:sdtContent>
     </w:sdt>
-    <w:bookmarkStart w:id="47" w:name="risk-analysis-and-safety-review-pack"/>
+    <w:bookmarkStart w:id="54" w:name="risk-analysis-and-safety-review-pack"/>
     <w:p>
       <w:pPr>
         <w:pStyle w:val="Heading1"/>
@@ -132,7 +132,7 @@
         <w:t xml:space="preserve"> </w:t>
       </w:r>
       <w:r>
-        <w:t xml:space="preserve">DSN-EEG-003 Rev C, then RFQ-EEG-001 Rev E. Where this document and</w:t>
+        <w:t xml:space="preserve">DSN-EEG-003 Rev D, then RFQ-EEG-001 Rev E. Where this document and</w:t>
       </w:r>
       <w:r>
         <w:t xml:space="preserve"> </w:t>
@@ -164,7 +164,7 @@
         <w:t xml:space="preserve"> </w:t>
       </w:r>
       <w:r>
-        <w:t xml:space="preserve">ten kits worn by human participants, and DSN-EEG-003 Rev C section 8 records that no safety</w:t>
+        <w:t xml:space="preserve">ten kits worn by human participants, and DSN-EEG-003 Rev D section 8 records that no safety</w:t>
       </w:r>
       <w:r>
         <w:t xml:space="preserve"> </w:t>
@@ -477,7 +477,7 @@
           <w:b/>
           <w:bCs/>
         </w:rPr>
-        <w:t xml:space="preserve">RUL-EEG-021 Rev A</w:t>
+        <w:t xml:space="preserve">RUL-EEG-021 Rev B</w:t>
       </w:r>
       <w:r>
         <w:t xml:space="preserve">, the</w:t>
@@ -2765,7 +2765,7 @@
               <w:pStyle w:val="Compact"/>
             </w:pPr>
             <w:r>
-              <w:t xml:space="preserve">ADuM4160 module, 5 kV RMS reinforced part (S-03, E-24); no carrier copper crosses the barrier; the isolation keep-out of DSN-EEG-003 Rev C §3.3 rule 4, enforced on all four copper layers; R1–R16 limit any resulting current</w:t>
+              <w:t xml:space="preserve">ADuM4160 module, 5 kV RMS reinforced part (S-03, E-24); no carrier copper crosses the barrier; the isolation keep-out of DSN-EEG-003 Rev D §3.3 rule 4, enforced on all four copper layers; R1–R16 limit any resulting current</w:t>
             </w:r>
           </w:p>
         </w:tc>
@@ -5396,7 +5396,7 @@
               <w:t xml:space="preserve">3.50 mm</w:t>
             </w:r>
             <w:r>
-              <w:t xml:space="preserve">, so a 3–6 N spring is at least realisable, and it is still unspecified and unmeasured (PARTS-EEG-019 OA-20; ASM-EEG-023 Rev A, D5-K12-SPRING-ENVELOPE). Two things go to the safety reviewer with it: the force itself is the one thing the participant cannot adjust, so it is measured on five samples before any fleet order; and the spring’s</w:t>
+              <w:t xml:space="preserve">, so a 3–6 N spring is at least realisable, and it is still unspecified and unmeasured (PARTS-EEG-019 OA-20; ASM-EEG-023 Rev B, D5-K12-SPRING-ENVELOPE). Two things go to the safety reviewer with it: the force itself is the one thing the participant cannot adjust, so it is measured on five samples before any fleet order; and the spring’s</w:t>
             </w:r>
             <w:r>
               <w:t xml:space="preserve"> </w:t>
@@ -14013,7 +14013,7 @@
           <w:b/>
           <w:bCs/>
         </w:rPr>
-        <w:t xml:space="preserve">DSN-EEG-003 Rev C section 3.3 rule 4</w:t>
+        <w:t xml:space="preserve">DSN-EEG-003 Rev D section 3.3 rule 4</w:t>
       </w:r>
       <w:r>
         <w:t xml:space="preserve">, and</w:t>
@@ -17019,7 +17019,7 @@
         <w:pStyle w:val="FirstParagraph"/>
       </w:pPr>
       <w:r>
-        <w:t xml:space="preserve">This is the gate named in RFQ-EEG-001 Rev E sections 3 and 9.2 and in DSN-EEG-003 Rev C</w:t>
+        <w:t xml:space="preserve">This is the gate named in RFQ-EEG-001 Rev E sections 3 and 9.2 and in DSN-EEG-003 Rev D</w:t>
       </w:r>
       <w:r>
         <w:t xml:space="preserve"> </w:t>
@@ -17462,7 +17462,7 @@
               <w:pStyle w:val="Compact"/>
             </w:pPr>
             <w:r>
-              <w:t xml:space="preserve">DSN-EEG-003 Rev C, ECO-EEG-016</w:t>
+              <w:t xml:space="preserve">DSN-EEG-003 Rev D, ECO-EEG-016</w:t>
             </w:r>
           </w:p>
         </w:tc>
@@ -17594,7 +17594,7 @@
               <w:pStyle w:val="Compact"/>
             </w:pPr>
             <w:r>
-              <w:t xml:space="preserve">ICD-EEG-006 Rev B</w:t>
+              <w:t xml:space="preserve">ICD-EEG-006 Rev C</w:t>
             </w:r>
           </w:p>
         </w:tc>
@@ -21471,7 +21471,7 @@
       </w:r>
     </w:p>
     <w:bookmarkEnd w:id="44"/>
-    <w:bookmarkStart w:id="45" w:name="findings-this-pack-opens"/>
+    <w:bookmarkStart w:id="52" w:name="findings-this-pack-opens"/>
     <w:p>
       <w:pPr>
         <w:pStyle w:val="Heading2"/>
@@ -21488,11 +21488,11 @@
         <w:tblLook w:firstRow="1" w:lastRow="0" w:firstColumn="0" w:lastColumn="0" w:noHBand="0" w:noVBand="0" w:val="0020"/>
       </w:tblPr>
       <w:tblGrid>
-        <w:gridCol w:w="1243"/>
-        <w:gridCol w:w="3000"/>
-        <w:gridCol w:w="1425"/>
-        <w:gridCol w:w="1476"/>
-        <w:gridCol w:w="2267"/>
+        <w:gridCol w:w="1320"/>
+        <w:gridCol w:w="3062"/>
+        <w:gridCol w:w="1406"/>
+        <w:gridCol w:w="1582"/>
+        <w:gridCol w:w="2041"/>
       </w:tblGrid>
       <w:tr>
         <w:trPr>
@@ -21501,7 +21501,7 @@
         </w:trPr>
         <w:tc>
           <w:tcPr>
-            <w:tcW w:w="1243" w:type="dxa"/>
+            <w:tcW w:w="1320" w:type="dxa"/>
           </w:tcPr>
           <w:p>
             <w:pPr>
@@ -21514,7 +21514,7 @@
         </w:tc>
         <w:tc>
           <w:tcPr>
-            <w:tcW w:w="3000" w:type="dxa"/>
+            <w:tcW w:w="3062" w:type="dxa"/>
           </w:tcPr>
           <w:p>
             <w:pPr>
@@ -21527,7 +21527,7 @@
         </w:tc>
         <w:tc>
           <w:tcPr>
-            <w:tcW w:w="1425" w:type="dxa"/>
+            <w:tcW w:w="1406" w:type="dxa"/>
           </w:tcPr>
           <w:p>
             <w:pPr>
@@ -21540,7 +21540,7 @@
         </w:tc>
         <w:tc>
           <w:tcPr>
-            <w:tcW w:w="1476" w:type="dxa"/>
+            <w:tcW w:w="1582" w:type="dxa"/>
           </w:tcPr>
           <w:p>
             <w:pPr>
@@ -21553,7 +21553,7 @@
         </w:tc>
         <w:tc>
           <w:tcPr>
-            <w:tcW w:w="2267" w:type="dxa"/>
+            <w:tcW w:w="2041" w:type="dxa"/>
           </w:tcPr>
           <w:p>
             <w:pPr>
@@ -21571,7 +21571,7 @@
         </w:trPr>
         <w:tc>
           <w:tcPr>
-            <w:tcW w:w="1243" w:type="dxa"/>
+            <w:tcW w:w="1320" w:type="dxa"/>
           </w:tcPr>
           <w:p>
             <w:pPr>
@@ -21584,7 +21584,7 @@
         </w:tc>
         <w:tc>
           <w:tcPr>
-            <w:tcW w:w="3000" w:type="dxa"/>
+            <w:tcW w:w="3062" w:type="dxa"/>
           </w:tcPr>
           <w:p>
             <w:pPr>
@@ -21714,7 +21714,7 @@
         </w:tc>
         <w:tc>
           <w:tcPr>
-            <w:tcW w:w="1425" w:type="dxa"/>
+            <w:tcW w:w="1406" w:type="dxa"/>
           </w:tcPr>
           <w:p>
             <w:pPr>
@@ -21731,7 +21731,7 @@
         </w:tc>
         <w:tc>
           <w:tcPr>
-            <w:tcW w:w="1476" w:type="dxa"/>
+            <w:tcW w:w="1582" w:type="dxa"/>
           </w:tcPr>
           <w:p>
             <w:pPr>
@@ -21744,7 +21744,7 @@
         </w:tc>
         <w:tc>
           <w:tcPr>
-            <w:tcW w:w="2267" w:type="dxa"/>
+            <w:tcW w:w="2041" w:type="dxa"/>
           </w:tcPr>
           <w:p>
             <w:pPr>
@@ -21772,7 +21772,7 @@
         </w:trPr>
         <w:tc>
           <w:tcPr>
-            <w:tcW w:w="1243" w:type="dxa"/>
+            <w:tcW w:w="1320" w:type="dxa"/>
           </w:tcPr>
           <w:p>
             <w:pPr>
@@ -21785,7 +21785,7 @@
         </w:tc>
         <w:tc>
           <w:tcPr>
-            <w:tcW w:w="3000" w:type="dxa"/>
+            <w:tcW w:w="3062" w:type="dxa"/>
           </w:tcPr>
           <w:p>
             <w:pPr>
@@ -21798,7 +21798,7 @@
         </w:tc>
         <w:tc>
           <w:tcPr>
-            <w:tcW w:w="1425" w:type="dxa"/>
+            <w:tcW w:w="1406" w:type="dxa"/>
           </w:tcPr>
           <w:p>
             <w:pPr>
@@ -21815,7 +21815,7 @@
         </w:tc>
         <w:tc>
           <w:tcPr>
-            <w:tcW w:w="1476" w:type="dxa"/>
+            <w:tcW w:w="1582" w:type="dxa"/>
           </w:tcPr>
           <w:p>
             <w:pPr>
@@ -21828,7 +21828,7 @@
         </w:tc>
         <w:tc>
           <w:tcPr>
-            <w:tcW w:w="2267" w:type="dxa"/>
+            <w:tcW w:w="2041" w:type="dxa"/>
           </w:tcPr>
           <w:p>
             <w:pPr>
@@ -21846,7 +21846,7 @@
         </w:trPr>
         <w:tc>
           <w:tcPr>
-            <w:tcW w:w="1243" w:type="dxa"/>
+            <w:tcW w:w="1320" w:type="dxa"/>
           </w:tcPr>
           <w:p>
             <w:pPr>
@@ -21859,7 +21859,7 @@
         </w:tc>
         <w:tc>
           <w:tcPr>
-            <w:tcW w:w="3000" w:type="dxa"/>
+            <w:tcW w:w="3062" w:type="dxa"/>
           </w:tcPr>
           <w:p>
             <w:pPr>
@@ -21872,7 +21872,7 @@
         </w:tc>
         <w:tc>
           <w:tcPr>
-            <w:tcW w:w="1425" w:type="dxa"/>
+            <w:tcW w:w="1406" w:type="dxa"/>
           </w:tcPr>
           <w:p>
             <w:pPr>
@@ -21889,7 +21889,7 @@
         </w:tc>
         <w:tc>
           <w:tcPr>
-            <w:tcW w:w="1476" w:type="dxa"/>
+            <w:tcW w:w="1582" w:type="dxa"/>
           </w:tcPr>
           <w:p>
             <w:pPr>
@@ -21902,7 +21902,7 @@
         </w:tc>
         <w:tc>
           <w:tcPr>
-            <w:tcW w:w="2267" w:type="dxa"/>
+            <w:tcW w:w="2041" w:type="dxa"/>
           </w:tcPr>
           <w:p>
             <w:pPr>
@@ -21920,7 +21920,7 @@
         </w:trPr>
         <w:tc>
           <w:tcPr>
-            <w:tcW w:w="1243" w:type="dxa"/>
+            <w:tcW w:w="1320" w:type="dxa"/>
           </w:tcPr>
           <w:p>
             <w:pPr>
@@ -21933,7 +21933,7 @@
         </w:tc>
         <w:tc>
           <w:tcPr>
-            <w:tcW w:w="3000" w:type="dxa"/>
+            <w:tcW w:w="3062" w:type="dxa"/>
           </w:tcPr>
           <w:p>
             <w:pPr>
@@ -21946,7 +21946,7 @@
         </w:tc>
         <w:tc>
           <w:tcPr>
-            <w:tcW w:w="1425" w:type="dxa"/>
+            <w:tcW w:w="1406" w:type="dxa"/>
           </w:tcPr>
           <w:p>
             <w:pPr>
@@ -21963,7 +21963,7 @@
         </w:tc>
         <w:tc>
           <w:tcPr>
-            <w:tcW w:w="1476" w:type="dxa"/>
+            <w:tcW w:w="1582" w:type="dxa"/>
           </w:tcPr>
           <w:p>
             <w:pPr>
@@ -21976,7 +21976,7 @@
         </w:tc>
         <w:tc>
           <w:tcPr>
-            <w:tcW w:w="2267" w:type="dxa"/>
+            <w:tcW w:w="2041" w:type="dxa"/>
           </w:tcPr>
           <w:p>
             <w:pPr>
@@ -21994,7 +21994,7 @@
         </w:trPr>
         <w:tc>
           <w:tcPr>
-            <w:tcW w:w="1243" w:type="dxa"/>
+            <w:tcW w:w="1320" w:type="dxa"/>
           </w:tcPr>
           <w:p>
             <w:pPr>
@@ -22007,7 +22007,7 @@
         </w:tc>
         <w:tc>
           <w:tcPr>
-            <w:tcW w:w="3000" w:type="dxa"/>
+            <w:tcW w:w="3062" w:type="dxa"/>
           </w:tcPr>
           <w:p>
             <w:pPr>
@@ -22020,7 +22020,7 @@
         </w:tc>
         <w:tc>
           <w:tcPr>
-            <w:tcW w:w="1425" w:type="dxa"/>
+            <w:tcW w:w="1406" w:type="dxa"/>
           </w:tcPr>
           <w:p>
             <w:pPr>
@@ -22037,7 +22037,7 @@
         </w:tc>
         <w:tc>
           <w:tcPr>
-            <w:tcW w:w="1476" w:type="dxa"/>
+            <w:tcW w:w="1582" w:type="dxa"/>
           </w:tcPr>
           <w:p>
             <w:pPr>
@@ -22050,7 +22050,7 @@
         </w:tc>
         <w:tc>
           <w:tcPr>
-            <w:tcW w:w="2267" w:type="dxa"/>
+            <w:tcW w:w="2041" w:type="dxa"/>
           </w:tcPr>
           <w:p>
             <w:pPr>
@@ -22068,7 +22068,7 @@
         </w:trPr>
         <w:tc>
           <w:tcPr>
-            <w:tcW w:w="1243" w:type="dxa"/>
+            <w:tcW w:w="1320" w:type="dxa"/>
           </w:tcPr>
           <w:p>
             <w:pPr>
@@ -22081,7 +22081,7 @@
         </w:tc>
         <w:tc>
           <w:tcPr>
-            <w:tcW w:w="3000" w:type="dxa"/>
+            <w:tcW w:w="3062" w:type="dxa"/>
           </w:tcPr>
           <w:p>
             <w:pPr>
@@ -22094,7 +22094,7 @@
         </w:tc>
         <w:tc>
           <w:tcPr>
-            <w:tcW w:w="1425" w:type="dxa"/>
+            <w:tcW w:w="1406" w:type="dxa"/>
           </w:tcPr>
           <w:p>
             <w:pPr>
@@ -22111,7 +22111,7 @@
         </w:tc>
         <w:tc>
           <w:tcPr>
-            <w:tcW w:w="1476" w:type="dxa"/>
+            <w:tcW w:w="1582" w:type="dxa"/>
           </w:tcPr>
           <w:p>
             <w:pPr>
@@ -22124,7 +22124,7 @@
         </w:tc>
         <w:tc>
           <w:tcPr>
-            <w:tcW w:w="2267" w:type="dxa"/>
+            <w:tcW w:w="2041" w:type="dxa"/>
           </w:tcPr>
           <w:p>
             <w:pPr>
@@ -22142,7 +22142,7 @@
         </w:trPr>
         <w:tc>
           <w:tcPr>
-            <w:tcW w:w="1243" w:type="dxa"/>
+            <w:tcW w:w="1320" w:type="dxa"/>
           </w:tcPr>
           <w:p>
             <w:pPr>
@@ -22155,7 +22155,7 @@
         </w:tc>
         <w:tc>
           <w:tcPr>
-            <w:tcW w:w="3000" w:type="dxa"/>
+            <w:tcW w:w="3062" w:type="dxa"/>
           </w:tcPr>
           <w:p>
             <w:pPr>
@@ -22168,7 +22168,7 @@
         </w:tc>
         <w:tc>
           <w:tcPr>
-            <w:tcW w:w="1425" w:type="dxa"/>
+            <w:tcW w:w="1406" w:type="dxa"/>
           </w:tcPr>
           <w:p>
             <w:pPr>
@@ -22185,7 +22185,7 @@
         </w:tc>
         <w:tc>
           <w:tcPr>
-            <w:tcW w:w="1476" w:type="dxa"/>
+            <w:tcW w:w="1582" w:type="dxa"/>
           </w:tcPr>
           <w:p>
             <w:pPr>
@@ -22198,7 +22198,7 @@
         </w:tc>
         <w:tc>
           <w:tcPr>
-            <w:tcW w:w="2267" w:type="dxa"/>
+            <w:tcW w:w="2041" w:type="dxa"/>
           </w:tcPr>
           <w:p>
             <w:pPr>
@@ -22216,7 +22216,7 @@
         </w:trPr>
         <w:tc>
           <w:tcPr>
-            <w:tcW w:w="1243" w:type="dxa"/>
+            <w:tcW w:w="1320" w:type="dxa"/>
           </w:tcPr>
           <w:p>
             <w:pPr>
@@ -22229,7 +22229,7 @@
         </w:tc>
         <w:tc>
           <w:tcPr>
-            <w:tcW w:w="3000" w:type="dxa"/>
+            <w:tcW w:w="3062" w:type="dxa"/>
           </w:tcPr>
           <w:p>
             <w:pPr>
@@ -22242,7 +22242,7 @@
         </w:tc>
         <w:tc>
           <w:tcPr>
-            <w:tcW w:w="1425" w:type="dxa"/>
+            <w:tcW w:w="1406" w:type="dxa"/>
           </w:tcPr>
           <w:p>
             <w:pPr>
@@ -22259,7 +22259,7 @@
         </w:tc>
         <w:tc>
           <w:tcPr>
-            <w:tcW w:w="1476" w:type="dxa"/>
+            <w:tcW w:w="1582" w:type="dxa"/>
           </w:tcPr>
           <w:p>
             <w:pPr>
@@ -22272,7 +22272,7 @@
         </w:tc>
         <w:tc>
           <w:tcPr>
-            <w:tcW w:w="2267" w:type="dxa"/>
+            <w:tcW w:w="2041" w:type="dxa"/>
           </w:tcPr>
           <w:p>
             <w:pPr>
@@ -22300,7 +22300,7 @@
         </w:trPr>
         <w:tc>
           <w:tcPr>
-            <w:tcW w:w="1243" w:type="dxa"/>
+            <w:tcW w:w="1320" w:type="dxa"/>
           </w:tcPr>
           <w:p>
             <w:pPr>
@@ -22313,7 +22313,7 @@
         </w:tc>
         <w:tc>
           <w:tcPr>
-            <w:tcW w:w="3000" w:type="dxa"/>
+            <w:tcW w:w="3062" w:type="dxa"/>
           </w:tcPr>
           <w:p>
             <w:pPr>
@@ -22326,7 +22326,7 @@
         </w:tc>
         <w:tc>
           <w:tcPr>
-            <w:tcW w:w="1425" w:type="dxa"/>
+            <w:tcW w:w="1406" w:type="dxa"/>
           </w:tcPr>
           <w:p>
             <w:pPr>
@@ -22343,7 +22343,7 @@
         </w:tc>
         <w:tc>
           <w:tcPr>
-            <w:tcW w:w="1476" w:type="dxa"/>
+            <w:tcW w:w="1582" w:type="dxa"/>
           </w:tcPr>
           <w:p>
             <w:pPr>
@@ -22356,7 +22356,7 @@
         </w:tc>
         <w:tc>
           <w:tcPr>
-            <w:tcW w:w="2267" w:type="dxa"/>
+            <w:tcW w:w="2041" w:type="dxa"/>
           </w:tcPr>
           <w:p>
             <w:pPr>
@@ -22374,7 +22374,7 @@
         </w:trPr>
         <w:tc>
           <w:tcPr>
-            <w:tcW w:w="1243" w:type="dxa"/>
+            <w:tcW w:w="1320" w:type="dxa"/>
           </w:tcPr>
           <w:p>
             <w:pPr>
@@ -22387,7 +22387,7 @@
         </w:tc>
         <w:tc>
           <w:tcPr>
-            <w:tcW w:w="3000" w:type="dxa"/>
+            <w:tcW w:w="3062" w:type="dxa"/>
           </w:tcPr>
           <w:p>
             <w:pPr>
@@ -22400,7 +22400,7 @@
         </w:tc>
         <w:tc>
           <w:tcPr>
-            <w:tcW w:w="1425" w:type="dxa"/>
+            <w:tcW w:w="1406" w:type="dxa"/>
           </w:tcPr>
           <w:p>
             <w:pPr>
@@ -22417,7 +22417,7 @@
         </w:tc>
         <w:tc>
           <w:tcPr>
-            <w:tcW w:w="1476" w:type="dxa"/>
+            <w:tcW w:w="1582" w:type="dxa"/>
           </w:tcPr>
           <w:p>
             <w:pPr>
@@ -22430,7 +22430,7 @@
         </w:tc>
         <w:tc>
           <w:tcPr>
-            <w:tcW w:w="2267" w:type="dxa"/>
+            <w:tcW w:w="2041" w:type="dxa"/>
           </w:tcPr>
           <w:p>
             <w:pPr>
@@ -22448,7 +22448,7 @@
         </w:trPr>
         <w:tc>
           <w:tcPr>
-            <w:tcW w:w="1243" w:type="dxa"/>
+            <w:tcW w:w="1320" w:type="dxa"/>
           </w:tcPr>
           <w:p>
             <w:pPr>
@@ -22461,7 +22461,7 @@
         </w:tc>
         <w:tc>
           <w:tcPr>
-            <w:tcW w:w="3000" w:type="dxa"/>
+            <w:tcW w:w="3062" w:type="dxa"/>
           </w:tcPr>
           <w:p>
             <w:pPr>
@@ -22503,7 +22503,7 @@
         </w:tc>
         <w:tc>
           <w:tcPr>
-            <w:tcW w:w="1425" w:type="dxa"/>
+            <w:tcW w:w="1406" w:type="dxa"/>
           </w:tcPr>
           <w:p>
             <w:pPr>
@@ -22523,7 +22523,7 @@
         </w:tc>
         <w:tc>
           <w:tcPr>
-            <w:tcW w:w="1476" w:type="dxa"/>
+            <w:tcW w:w="1582" w:type="dxa"/>
           </w:tcPr>
           <w:p>
             <w:pPr>
@@ -22536,7 +22536,7 @@
         </w:tc>
         <w:tc>
           <w:tcPr>
-            <w:tcW w:w="2267" w:type="dxa"/>
+            <w:tcW w:w="2041" w:type="dxa"/>
           </w:tcPr>
           <w:p>
             <w:pPr>
@@ -22554,7 +22554,7 @@
         </w:trPr>
         <w:tc>
           <w:tcPr>
-            <w:tcW w:w="1243" w:type="dxa"/>
+            <w:tcW w:w="1320" w:type="dxa"/>
           </w:tcPr>
           <w:p>
             <w:pPr>
@@ -22567,7 +22567,7 @@
         </w:tc>
         <w:tc>
           <w:tcPr>
-            <w:tcW w:w="3000" w:type="dxa"/>
+            <w:tcW w:w="3062" w:type="dxa"/>
           </w:tcPr>
           <w:p>
             <w:pPr>
@@ -22719,7 +22719,7 @@
         </w:tc>
         <w:tc>
           <w:tcPr>
-            <w:tcW w:w="1425" w:type="dxa"/>
+            <w:tcW w:w="1406" w:type="dxa"/>
           </w:tcPr>
           <w:p>
             <w:pPr>
@@ -22736,7 +22736,7 @@
         </w:tc>
         <w:tc>
           <w:tcPr>
-            <w:tcW w:w="1476" w:type="dxa"/>
+            <w:tcW w:w="1582" w:type="dxa"/>
           </w:tcPr>
           <w:p>
             <w:pPr>
@@ -22749,7 +22749,7 @@
         </w:tc>
         <w:tc>
           <w:tcPr>
-            <w:tcW w:w="2267" w:type="dxa"/>
+            <w:tcW w:w="2041" w:type="dxa"/>
           </w:tcPr>
           <w:p>
             <w:pPr>
@@ -22767,20 +22767,2341 @@
             </w:r>
             <w:r>
               <w:t xml:space="preserve">The three options this row listed were to move D11/C11 to BIASOUT as for the other fifteen, to add a second series element, or to accept the topology with a written justification; the first was taken. The reviewer may still direct either of the others, or the minimal variant of re-pointing D11 alone, which closes SF-1a and leaves SF-6a open. Never was a routing question: no layout change altered it</w:t>
+            </w:r>
+          </w:p>
+        </w:tc>
+      </w:tr>
+      <w:tr>
+        <w:trPr>
+          <w:cantSplit/>
+        </w:trPr>
+        <w:tc>
+          <w:tcPr>
+            <w:tcW w:w="1320" w:type="dxa"/>
+          </w:tcPr>
+          <w:p>
+            <w:pPr>
+              <w:pStyle w:val="Compact"/>
+            </w:pPr>
+            <w:r>
+              <w:t xml:space="preserve">SR-13</w:t>
+            </w:r>
+          </w:p>
+        </w:tc>
+        <w:tc>
+          <w:tcPr>
+            <w:tcW w:w="3062" w:type="dxa"/>
+          </w:tcPr>
+          <w:p>
+            <w:pPr>
+              <w:pStyle w:val="Compact"/>
+            </w:pPr>
+            <w:r>
+              <w:rPr>
+                <w:b/>
+                <w:bCs/>
+              </w:rPr>
+              <w:t xml:space="preserve">The DIN 42802 connector gender at J15-J17 is read from vendor documentation, not from the standard, and the package contradicts itself on it.</w:t>
+            </w:r>
+            <w:r>
+              <w:t xml:space="preserve"> </w:t>
+            </w:r>
+            <w:r>
+              <w:t xml:space="preserve">Two independent manufacturers describe the lead-end</w:t>
+            </w:r>
+            <w:r>
+              <w:t xml:space="preserve"> </w:t>
+            </w:r>
+            <w:r>
+              <w:rPr>
+                <w:i/>
+                <w:iCs/>
+              </w:rPr>
+              <w:t xml:space="preserve">touch-proof plug</w:t>
+            </w:r>
+            <w:r>
+              <w:t xml:space="preserve"> </w:t>
+            </w:r>
+            <w:r>
+              <w:t xml:space="preserve">as ELECTRICALLY FEMALE and the instrument-end</w:t>
+            </w:r>
+            <w:r>
+              <w:t xml:space="preserve"> </w:t>
+            </w:r>
+            <w:r>
+              <w:rPr>
+                <w:i/>
+                <w:iCs/>
+              </w:rPr>
+              <w:t xml:space="preserve">input socket</w:t>
+            </w:r>
+            <w:r>
+              <w:t xml:space="preserve"> </w:t>
+            </w:r>
+            <w:r>
+              <w:t xml:space="preserve">as carrying the recessed MALE pin. WH-EEG-008 calls the same lead-end parts</w:t>
+            </w:r>
+            <w:r>
+              <w:t xml:space="preserve"> </w:t>
+            </w:r>
+            <w:r>
+              <w:t xml:space="preserve">“1.5 mm DIN 42802</w:t>
+            </w:r>
+            <w:r>
+              <w:t xml:space="preserve"> </w:t>
+            </w:r>
+            <w:r>
+              <w:rPr>
+                <w:b/>
+                <w:bCs/>
+              </w:rPr>
+              <w:t xml:space="preserve">male</w:t>
+            </w:r>
+            <w:r>
+              <w:t xml:space="preserve"> </w:t>
+            </w:r>
+            <w:r>
+              <w:t xml:space="preserve">plugs”</w:t>
+            </w:r>
+            <w:r>
+              <w:t xml:space="preserve">. Neither DIN 42802 nor IEC 60601-1 has been read directly. The part itself is also unidentified – see AVL-EEG-017 §1.4.1 and ECO-EEG-036</w:t>
+            </w:r>
+          </w:p>
+        </w:tc>
+        <w:tc>
+          <w:tcPr>
+            <w:tcW w:w="1406" w:type="dxa"/>
+          </w:tcPr>
+          <w:p>
+            <w:pPr>
+              <w:pStyle w:val="Compact"/>
+            </w:pPr>
+            <w:r>
+              <w:rPr>
+                <w:b/>
+                <w:bCs/>
+              </w:rPr>
+              <w:t xml:space="preserve">Major</w:t>
+            </w:r>
+          </w:p>
+        </w:tc>
+        <w:tc>
+          <w:tcPr>
+            <w:tcW w:w="1582" w:type="dxa"/>
+          </w:tcPr>
+          <w:p>
+            <w:pPr>
+              <w:pStyle w:val="Compact"/>
+            </w:pPr>
+            <w:r>
+              <w:t xml:space="preserve">10.1 below, AVL-EEG-017 §1.4.1, WH-EEG-008 §3.1.2</w:t>
+            </w:r>
+          </w:p>
+        </w:tc>
+        <w:tc>
+          <w:tcPr>
+            <w:tcW w:w="2041" w:type="dxa"/>
+          </w:tcPr>
+          <w:p>
+            <w:pPr>
+              <w:pStyle w:val="Compact"/>
+            </w:pPr>
+            <w:r>
+              <w:rPr>
+                <w:b/>
+                <w:bCs/>
+              </w:rPr>
+              <w:t xml:space="preserve">Open.</w:t>
+            </w:r>
+            <w:r>
+              <w:t xml:space="preserve"> </w:t>
+            </w:r>
+            <w:r>
+              <w:t xml:space="preserve">Opened under ECO-EEG-036; the analysis is section 10.1 and it is not closed here</w:t>
+            </w:r>
+          </w:p>
+        </w:tc>
+      </w:tr>
+    </w:tbl>
+    <w:bookmarkStart w:id="51" w:name="sr-13-plug-or-pin-at-j15-j16-j17"/>
+    <w:p>
+      <w:pPr>
+        <w:pStyle w:val="Heading3"/>
+      </w:pPr>
+      <w:r>
+        <w:t xml:space="preserve">10.1 SR-13 — plug or pin at J15, J16, J17</w:t>
+      </w:r>
+    </w:p>
+    <w:p>
+      <w:pPr>
+        <w:pStyle w:val="FirstParagraph"/>
+      </w:pPr>
+      <w:r>
+        <w:rPr>
+          <w:b/>
+          <w:bCs/>
+        </w:rPr>
+        <w:t xml:space="preserve">Opened under ECO-EEG-036. This section assembles the analysis for the safety reviewer. It</w:t>
+      </w:r>
+      <w:r>
+        <w:rPr>
+          <w:b/>
+          <w:bCs/>
+        </w:rPr>
+        <w:t xml:space="preserve"> </w:t>
+      </w:r>
+      <w:r>
+        <w:rPr>
+          <w:b/>
+          <w:bCs/>
+        </w:rPr>
+        <w:t xml:space="preserve">does not settle the question and must not be read as settling it.</w:t>
+      </w:r>
+    </w:p>
+    <w:bookmarkStart w:id="45" w:name="why-it-was-raised"/>
+    <w:p>
+      <w:pPr>
+        <w:pStyle w:val="Heading4"/>
+      </w:pPr>
+      <w:r>
+        <w:t xml:space="preserve">10.1.1 Why it was raised</w:t>
+      </w:r>
+    </w:p>
+    <w:p>
+      <w:pPr>
+        <w:pStyle w:val="FirstParagraph"/>
+      </w:pPr>
+      <w:r>
+        <w:rPr>
+          <w:rStyle w:val="VerbatimChar"/>
+        </w:rPr>
+        <w:t xml:space="preserve">docs/datasheets/README_datasheets.md</w:t>
+      </w:r>
+      <w:r>
+        <w:t xml:space="preserve"> </w:t>
+      </w:r>
+      <w:r>
+        <w:t xml:space="preserve">established that the Stäubli part number</w:t>
+      </w:r>
+      <w:r>
+        <w:t xml:space="preserve"> </w:t>
+      </w:r>
+      <w:r>
+        <w:rPr>
+          <w:rStyle w:val="VerbatimChar"/>
+        </w:rPr>
+        <w:t xml:space="preserve">design.py</w:t>
+      </w:r>
+      <w:r>
+        <w:t xml:space="preserve"> </w:t>
+      </w:r>
+      <w:r>
+        <w:t xml:space="preserve">names for these three sockets appears in neither of Stäubli’s published catalogues. Looking</w:t>
+      </w:r>
+      <w:r>
+        <w:t xml:space="preserve"> </w:t>
+      </w:r>
+      <w:r>
+        <w:t xml:space="preserve">for a replacement raised a prior question:</w:t>
+      </w:r>
+      <w:r>
+        <w:t xml:space="preserve"> </w:t>
+      </w:r>
+      <w:r>
+        <w:rPr>
+          <w:b/>
+          <w:bCs/>
+        </w:rPr>
+        <w:t xml:space="preserve">which end of a patient-connected DIN 42802 pair</w:t>
+      </w:r>
+      <w:r>
+        <w:rPr>
+          <w:b/>
+          <w:bCs/>
+        </w:rPr>
+        <w:t xml:space="preserve"> </w:t>
+      </w:r>
+      <w:r>
+        <w:rPr>
+          <w:b/>
+          <w:bCs/>
+        </w:rPr>
+        <w:t xml:space="preserve">carries the male contact?</w:t>
+      </w:r>
+      <w:r>
+        <w:t xml:space="preserve"> </w:t>
+      </w:r>
+      <w:r>
+        <w:t xml:space="preserve">Getting that wrong puts an accessible conductive part on a lead</w:t>
+      </w:r>
+      <w:r>
+        <w:t xml:space="preserve"> </w:t>
+      </w:r>
+      <w:r>
+        <w:t xml:space="preserve">that reaches a person.</w:t>
+      </w:r>
+    </w:p>
+    <w:bookmarkEnd w:id="45"/>
+    <w:bookmarkStart w:id="46" w:name="Xb6d28642fa91a1f9e977c8e442f195c7d375c05"/>
+    <w:p>
+      <w:pPr>
+        <w:pStyle w:val="Heading4"/>
+      </w:pPr>
+      <w:r>
+        <w:t xml:space="preserve">10.1.2 What the package says, in every place it says it</w:t>
+      </w:r>
+    </w:p>
+    <w:tbl>
+      <w:tblPr>
+        <w:tblStyle w:val="Table"/>
+        <w:tblW w:w="5000" w:type="pct"/>
+        <w:tblLayout w:type="autofit"/>
+        <w:tblLook w:firstRow="1" w:lastRow="0" w:firstColumn="0" w:lastColumn="0" w:noHBand="0" w:noVBand="0" w:val="0020"/>
+      </w:tblPr>
+      <w:tblGrid>
+        <w:gridCol w:w="2629"/>
+        <w:gridCol w:w="3686"/>
+        <w:gridCol w:w="3096"/>
+      </w:tblGrid>
+      <w:tr>
+        <w:trPr>
+          <w:cantSplit/>
+          <w:tblHeader/>
+        </w:trPr>
+        <w:tc>
+          <w:tcPr>
+            <w:tcW w:w="2629" w:type="dxa"/>
+          </w:tcPr>
+          <w:p>
+            <w:pPr>
+              <w:pStyle w:val="Compact"/>
+            </w:pPr>
+            <w:r>
+              <w:t xml:space="preserve">Source</w:t>
+            </w:r>
+          </w:p>
+        </w:tc>
+        <w:tc>
+          <w:tcPr>
+            <w:tcW w:w="3686" w:type="dxa"/>
+          </w:tcPr>
+          <w:p>
+            <w:pPr>
+              <w:pStyle w:val="Compact"/>
+            </w:pPr>
+            <w:r>
+              <w:t xml:space="preserve">What it states</w:t>
+            </w:r>
+          </w:p>
+        </w:tc>
+        <w:tc>
+          <w:tcPr>
+            <w:tcW w:w="3096" w:type="dxa"/>
+          </w:tcPr>
+          <w:p>
+            <w:pPr>
+              <w:pStyle w:val="Compact"/>
+            </w:pPr>
+            <w:r>
+              <w:t xml:space="preserve">Gender implied</w:t>
+            </w:r>
+          </w:p>
+        </w:tc>
+      </w:tr>
+      <w:tr>
+        <w:trPr>
+          <w:cantSplit/>
+        </w:trPr>
+        <w:tc>
+          <w:tcPr>
+            <w:tcW w:w="2629" w:type="dxa"/>
+          </w:tcPr>
+          <w:p>
+            <w:pPr>
+              <w:pStyle w:val="Compact"/>
+            </w:pPr>
+            <w:r>
+              <w:rPr>
+                <w:rStyle w:val="VerbatimChar"/>
+              </w:rPr>
+              <w:t xml:space="preserve">design.py</w:t>
+            </w:r>
+            <w:r>
+              <w:t xml:space="preserve"> </w:t>
+            </w:r>
+            <w:r>
+              <w:t xml:space="preserve">J15–J17</w:t>
+            </w:r>
+          </w:p>
+        </w:tc>
+        <w:tc>
+          <w:tcPr>
+            <w:tcW w:w="3686" w:type="dxa"/>
+          </w:tcPr>
+          <w:p>
+            <w:pPr>
+              <w:pStyle w:val="Compact"/>
+            </w:pPr>
+            <w:r>
+              <w:rPr>
+                <w:rStyle w:val="VerbatimChar"/>
+              </w:rPr>
+              <w:t xml:space="preserve">Staubli SLB1,5-F / LB-I1,5</w:t>
+            </w:r>
+            <w:r>
+              <w:t xml:space="preserve">, footprint</w:t>
+            </w:r>
+            <w:r>
+              <w:t xml:space="preserve"> </w:t>
+            </w:r>
+            <w:r>
+              <w:rPr>
+                <w:rStyle w:val="VerbatimChar"/>
+              </w:rPr>
+              <w:t xml:space="preserve">DIN42802_1p5mm_Socket</w:t>
+            </w:r>
+          </w:p>
+        </w:tc>
+        <w:tc>
+          <w:tcPr>
+            <w:tcW w:w="3096" w:type="dxa"/>
+          </w:tcPr>
+          <w:p>
+            <w:pPr>
+              <w:pStyle w:val="Compact"/>
+            </w:pPr>
+            <w:r>
+              <w:t xml:space="preserve">“socket”</w:t>
+            </w:r>
+            <w:r>
+              <w:t xml:space="preserve"> </w:t>
+            </w:r>
+            <w:r>
+              <w:t xml:space="preserve">— unstated</w:t>
+            </w:r>
+          </w:p>
+        </w:tc>
+      </w:tr>
+      <w:tr>
+        <w:trPr>
+          <w:cantSplit/>
+        </w:trPr>
+        <w:tc>
+          <w:tcPr>
+            <w:tcW w:w="2629" w:type="dxa"/>
+          </w:tcPr>
+          <w:p>
+            <w:pPr>
+              <w:pStyle w:val="Compact"/>
+            </w:pPr>
+            <w:r>
+              <w:rPr>
+                <w:rStyle w:val="VerbatimChar"/>
+              </w:rPr>
+              <w:t xml:space="preserve">tools/fplib.py</w:t>
+            </w:r>
+          </w:p>
+        </w:tc>
+        <w:tc>
+          <w:tcPr>
+            <w:tcW w:w="3686" w:type="dxa"/>
+          </w:tcPr>
+          <w:p>
+            <w:pPr>
+              <w:pStyle w:val="Compact"/>
+            </w:pPr>
+            <w:r>
+              <w:t xml:space="preserve">docstring:</w:t>
+            </w:r>
+            <w:r>
+              <w:t xml:space="preserve"> </w:t>
+            </w:r>
+            <w:r>
+              <w:t xml:space="preserve">“Touch-proof 1.5 mm DIN 42802</w:t>
+            </w:r>
+            <w:r>
+              <w:t xml:space="preserve"> </w:t>
+            </w:r>
+            <w:r>
+              <w:rPr>
+                <w:b/>
+                <w:bCs/>
+              </w:rPr>
+              <w:t xml:space="preserve">panel socket, PCB-mount version</w:t>
+            </w:r>
+            <w:r>
+              <w:t xml:space="preserve">. One 1.7 mm signal pin plus two 1.5 mm mechanical retention posts”</w:t>
+            </w:r>
+          </w:p>
+        </w:tc>
+        <w:tc>
+          <w:tcPr>
+            <w:tcW w:w="3096" w:type="dxa"/>
+          </w:tcPr>
+          <w:p>
+            <w:pPr>
+              <w:pStyle w:val="Compact"/>
+            </w:pPr>
+            <w:r>
+              <w:t xml:space="preserve">the</w:t>
+            </w:r>
+            <w:r>
+              <w:t xml:space="preserve"> </w:t>
+            </w:r>
+            <w:r>
+              <w:t xml:space="preserve">“1.7 mm signal pin”</w:t>
+            </w:r>
+            <w:r>
+              <w:t xml:space="preserve"> </w:t>
+            </w:r>
+            <w:r>
+              <w:t xml:space="preserve">is the</w:t>
+            </w:r>
+            <w:r>
+              <w:t xml:space="preserve"> </w:t>
+            </w:r>
+            <w:r>
+              <w:rPr>
+                <w:b/>
+                <w:bCs/>
+              </w:rPr>
+              <w:t xml:space="preserve">PCB solder tail</w:t>
+            </w:r>
+            <w:r>
+              <w:t xml:space="preserve">, not the mating contact. Says nothing about mating gender</w:t>
+            </w:r>
+          </w:p>
+        </w:tc>
+      </w:tr>
+      <w:tr>
+        <w:trPr>
+          <w:cantSplit/>
+        </w:trPr>
+        <w:tc>
+          <w:tcPr>
+            <w:tcW w:w="2629" w:type="dxa"/>
+          </w:tcPr>
+          <w:p>
+            <w:pPr>
+              <w:pStyle w:val="Compact"/>
+            </w:pPr>
+            <w:r>
+              <w:t xml:space="preserve">Kit BOM row 36</w:t>
+            </w:r>
+          </w:p>
+        </w:tc>
+        <w:tc>
+          <w:tcPr>
+            <w:tcW w:w="3686" w:type="dxa"/>
+          </w:tcPr>
+          <w:p>
+            <w:pPr>
+              <w:pStyle w:val="Compact"/>
+            </w:pPr>
+            <w:r>
+              <w:t xml:space="preserve">“EMG snap leads to DIN 42802</w:t>
+            </w:r>
+            <w:r>
+              <w:t xml:space="preserve"> </w:t>
+            </w:r>
+            <w:r>
+              <w:rPr>
+                <w:b/>
+                <w:bCs/>
+              </w:rPr>
+              <w:t xml:space="preserve">plug</w:t>
+            </w:r>
+            <w:r>
+              <w:t xml:space="preserve">, 1 m”</w:t>
+            </w:r>
+          </w:p>
+        </w:tc>
+        <w:tc>
+          <w:tcPr>
+            <w:tcW w:w="3096" w:type="dxa"/>
+          </w:tcPr>
+          <w:p>
+            <w:pPr>
+              <w:pStyle w:val="Compact"/>
+            </w:pPr>
+            <w:r>
+              <w:t xml:space="preserve">“plug”</w:t>
+            </w:r>
+          </w:p>
+        </w:tc>
+      </w:tr>
+      <w:tr>
+        <w:trPr>
+          <w:cantSplit/>
+        </w:trPr>
+        <w:tc>
+          <w:tcPr>
+            <w:tcW w:w="2629" w:type="dxa"/>
+          </w:tcPr>
+          <w:p>
+            <w:pPr>
+              <w:pStyle w:val="Compact"/>
+            </w:pPr>
+            <w:r>
+              <w:rPr>
+                <w:rStyle w:val="VerbatimChar"/>
+              </w:rPr>
+              <w:t xml:space="preserve">WH-EEG-008</w:t>
+            </w:r>
+            <w:r>
+              <w:t xml:space="preserve"> </w:t>
+            </w:r>
+            <w:r>
+              <w:t xml:space="preserve">§3.1.2</w:t>
+            </w:r>
+          </w:p>
+        </w:tc>
+        <w:tc>
+          <w:tcPr>
+            <w:tcW w:w="3686" w:type="dxa"/>
+          </w:tcPr>
+          <w:p>
+            <w:pPr>
+              <w:pStyle w:val="Compact"/>
+            </w:pPr>
+            <w:r>
+              <w:t xml:space="preserve">electrode leads carry a</w:t>
+            </w:r>
+            <w:r>
+              <w:t xml:space="preserve"> </w:t>
+            </w:r>
+            <w:r>
+              <w:t xml:space="preserve">“touch-proof</w:t>
+            </w:r>
+            <w:r>
+              <w:t xml:space="preserve"> </w:t>
+            </w:r>
+            <w:r>
+              <w:rPr>
+                <w:b/>
+                <w:bCs/>
+              </w:rPr>
+              <w:t xml:space="preserve">plug</w:t>
+            </w:r>
+            <w:r>
+              <w:t xml:space="preserve">”</w:t>
+            </w:r>
+            <w:r>
+              <w:t xml:space="preserve">; the harness carries a</w:t>
+            </w:r>
+            <w:r>
+              <w:t xml:space="preserve"> </w:t>
+            </w:r>
+            <w:r>
+              <w:t xml:space="preserve">“free-hanging touch-proof</w:t>
+            </w:r>
+            <w:r>
+              <w:t xml:space="preserve"> </w:t>
+            </w:r>
+            <w:r>
+              <w:rPr>
+                <w:b/>
+                <w:bCs/>
+              </w:rPr>
+              <w:t xml:space="preserve">socket</w:t>
+            </w:r>
+            <w:r>
+              <w:t xml:space="preserve">”</w:t>
+            </w:r>
+            <w:r>
+              <w:t xml:space="preserve"> </w:t>
+            </w:r>
+            <w:r>
+              <w:t xml:space="preserve">it enters</w:t>
+            </w:r>
+          </w:p>
+        </w:tc>
+        <w:tc>
+          <w:tcPr>
+            <w:tcW w:w="3096" w:type="dxa"/>
+          </w:tcPr>
+          <w:p>
+            <w:pPr>
+              <w:pStyle w:val="Compact"/>
+            </w:pPr>
+            <w:r>
+              <w:t xml:space="preserve">socket on the instrument/harness side</w:t>
+            </w:r>
+          </w:p>
+        </w:tc>
+      </w:tr>
+      <w:tr>
+        <w:trPr>
+          <w:cantSplit/>
+        </w:trPr>
+        <w:tc>
+          <w:tcPr>
+            <w:tcW w:w="2629" w:type="dxa"/>
+          </w:tcPr>
+          <w:p>
+            <w:pPr>
+              <w:pStyle w:val="Compact"/>
+            </w:pPr>
+            <w:r>
+              <w:rPr>
+                <w:rStyle w:val="VerbatimChar"/>
+              </w:rPr>
+              <w:t xml:space="preserve">WH-EEG-008</w:t>
+            </w:r>
+            <w:r>
+              <w:t xml:space="preserve"> </w:t>
+            </w:r>
+            <w:r>
+              <w:t xml:space="preserve">§3.1.2.1</w:t>
+            </w:r>
+          </w:p>
+        </w:tc>
+        <w:tc>
+          <w:tcPr>
+            <w:tcW w:w="3686" w:type="dxa"/>
+          </w:tcPr>
+          <w:p>
+            <w:pPr>
+              <w:pStyle w:val="Compact"/>
+            </w:pPr>
+            <w:r>
+              <w:t xml:space="preserve">“five identical 1.5 mm DIN 42802</w:t>
+            </w:r>
+            <w:r>
+              <w:t xml:space="preserve"> </w:t>
+            </w:r>
+            <w:r>
+              <w:rPr>
+                <w:b/>
+                <w:bCs/>
+              </w:rPr>
+              <w:t xml:space="preserve">male plugs</w:t>
+            </w:r>
+            <w:r>
+              <w:t xml:space="preserve">”</w:t>
+            </w:r>
+          </w:p>
+        </w:tc>
+        <w:tc>
+          <w:tcPr>
+            <w:tcW w:w="3096" w:type="dxa"/>
+          </w:tcPr>
+          <w:p>
+            <w:pPr>
+              <w:pStyle w:val="Compact"/>
+            </w:pPr>
+            <w:r>
+              <w:rPr>
+                <w:b/>
+                <w:bCs/>
+              </w:rPr>
+              <w:t xml:space="preserve">male</w:t>
+            </w:r>
+            <w:r>
+              <w:t xml:space="preserve"> </w:t>
+            </w:r>
+            <w:r>
+              <w:t xml:space="preserve">on the lead</w:t>
+            </w:r>
+          </w:p>
+        </w:tc>
+      </w:tr>
+      <w:tr>
+        <w:trPr>
+          <w:cantSplit/>
+        </w:trPr>
+        <w:tc>
+          <w:tcPr>
+            <w:tcW w:w="2629" w:type="dxa"/>
+          </w:tcPr>
+          <w:p>
+            <w:pPr>
+              <w:pStyle w:val="Compact"/>
+            </w:pPr>
+            <w:r>
+              <w:rPr>
+                <w:rStyle w:val="VerbatimChar"/>
+              </w:rPr>
+              <w:t xml:space="preserve">AVL-EEG-017</w:t>
+            </w:r>
+            <w:r>
+              <w:t xml:space="preserve"> </w:t>
+            </w:r>
+            <w:r>
+              <w:t xml:space="preserve">§1.4.1</w:t>
+            </w:r>
+          </w:p>
+        </w:tc>
+        <w:tc>
+          <w:tcPr>
+            <w:tcW w:w="3686" w:type="dxa"/>
+          </w:tcPr>
+          <w:p>
+            <w:pPr>
+              <w:pStyle w:val="Compact"/>
+            </w:pPr>
+            <w:r>
+              <w:t xml:space="preserve">criteria table:</w:t>
+            </w:r>
+            <w:r>
+              <w:t xml:space="preserve"> </w:t>
+            </w:r>
+            <w:r>
+              <w:t xml:space="preserve">“One Ø1.7 mm PCB pin on the footprint centre”</w:t>
+            </w:r>
+          </w:p>
+        </w:tc>
+        <w:tc>
+          <w:tcPr>
+            <w:tcW w:w="3096" w:type="dxa"/>
+          </w:tcPr>
+          <w:p>
+            <w:pPr>
+              <w:pStyle w:val="Compact"/>
+            </w:pPr>
+            <w:r>
+              <w:t xml:space="preserve">again the solder tail, not the mating contact</w:t>
+            </w:r>
+          </w:p>
+        </w:tc>
+      </w:tr>
+      <w:tr>
+        <w:trPr>
+          <w:cantSplit/>
+        </w:trPr>
+        <w:tc>
+          <w:tcPr>
+            <w:tcW w:w="2629" w:type="dxa"/>
+          </w:tcPr>
+          <w:p>
+            <w:pPr>
+              <w:pStyle w:val="Compact"/>
+            </w:pPr>
+            <w:r>
+              <w:rPr>
+                <w:rStyle w:val="VerbatimChar"/>
+              </w:rPr>
+              <w:t xml:space="preserve">ICD-EEG-006</w:t>
+            </w:r>
+            <w:r>
+              <w:t xml:space="preserve">,</w:t>
+            </w:r>
+            <w:r>
+              <w:t xml:space="preserve"> </w:t>
+            </w:r>
+            <w:r>
+              <w:rPr>
+                <w:rStyle w:val="VerbatimChar"/>
+              </w:rPr>
+              <w:t xml:space="preserve">IFU-EEG-014</w:t>
+            </w:r>
+          </w:p>
+        </w:tc>
+        <w:tc>
+          <w:tcPr>
+            <w:tcW w:w="3686" w:type="dxa"/>
+          </w:tcPr>
+          <w:p>
+            <w:pPr>
+              <w:pStyle w:val="Compact"/>
+            </w:pPr>
+            <w:r>
+              <w:t xml:space="preserve">describe the leads functionally; neither states gender</w:t>
+            </w:r>
+          </w:p>
+        </w:tc>
+        <w:tc>
+          <w:tcPr>
+            <w:tcW w:w="3096" w:type="dxa"/>
+          </w:tcPr>
+          <w:p>
+            <w:pPr>
+              <w:pStyle w:val="Compact"/>
+            </w:pPr>
+            <w:r>
+              <w:t xml:space="preserve">—</w:t>
+            </w:r>
+          </w:p>
+        </w:tc>
+      </w:tr>
+    </w:tbl>
+    <w:bookmarkEnd w:id="46"/>
+    <w:bookmarkStart w:id="47" w:name="X29da2cf254b12a9fcedab550d7521fd172363a2"/>
+    <w:p>
+      <w:pPr>
+        <w:pStyle w:val="Heading4"/>
+      </w:pPr>
+      <w:r>
+        <w:t xml:space="preserve">10.1.3 Which combinations are internally consistent</w:t>
+      </w:r>
+    </w:p>
+    <w:p>
+      <w:pPr>
+        <w:pStyle w:val="FirstParagraph"/>
+      </w:pPr>
+      <w:r>
+        <w:t xml:space="preserve">Two readings are possible, and the package contains both.</w:t>
+      </w:r>
+    </w:p>
+    <w:p>
+      <w:pPr>
+        <w:pStyle w:val="BodyText"/>
+      </w:pPr>
+      <w:r>
+        <w:rPr>
+          <w:b/>
+          <w:bCs/>
+        </w:rPr>
+        <w:t xml:space="preserve">Reading A — trade usage.</w:t>
+      </w:r>
+      <w:r>
+        <w:t xml:space="preserve"> </w:t>
+      </w:r>
+      <w:r>
+        <w:t xml:space="preserve">The instrument end is an</w:t>
+      </w:r>
+      <w:r>
+        <w:t xml:space="preserve"> </w:t>
+      </w:r>
+      <w:r>
+        <w:rPr>
+          <w:i/>
+          <w:iCs/>
+        </w:rPr>
+        <w:t xml:space="preserve">input socket</w:t>
+      </w:r>
+      <w:r>
+        <w:t xml:space="preserve"> </w:t>
+      </w:r>
+      <w:r>
+        <w:t xml:space="preserve">whose insulating body</w:t>
+      </w:r>
+      <w:r>
+        <w:t xml:space="preserve"> </w:t>
+      </w:r>
+      <w:r>
+        <w:t xml:space="preserve">shrouds a</w:t>
+      </w:r>
+      <w:r>
+        <w:t xml:space="preserve"> </w:t>
+      </w:r>
+      <w:r>
+        <w:rPr>
+          <w:b/>
+          <w:bCs/>
+        </w:rPr>
+        <w:t xml:space="preserve">recessed male pin</w:t>
+      </w:r>
+      <w:r>
+        <w:t xml:space="preserve">; the lead end is a</w:t>
+      </w:r>
+      <w:r>
+        <w:t xml:space="preserve"> </w:t>
+      </w:r>
+      <w:r>
+        <w:rPr>
+          <w:i/>
+          <w:iCs/>
+        </w:rPr>
+        <w:t xml:space="preserve">touch-proof plug</w:t>
+      </w:r>
+      <w:r>
+        <w:t xml:space="preserve"> </w:t>
+      </w:r>
+      <w:r>
+        <w:t xml:space="preserve">that is</w:t>
+      </w:r>
+      <w:r>
+        <w:t xml:space="preserve"> </w:t>
+      </w:r>
+      <w:r>
+        <w:rPr>
+          <w:b/>
+          <w:bCs/>
+        </w:rPr>
+        <w:t xml:space="preserve">electrically</w:t>
+      </w:r>
+      <w:r>
+        <w:rPr>
+          <w:b/>
+          <w:bCs/>
+        </w:rPr>
+        <w:t xml:space="preserve"> </w:t>
+      </w:r>
+      <w:r>
+        <w:rPr>
+          <w:b/>
+          <w:bCs/>
+        </w:rPr>
+        <w:t xml:space="preserve">female</w:t>
+      </w:r>
+      <w:r>
+        <w:t xml:space="preserve">. Under this reading: the carrier presents a pin, the footprint’s name is correct as</w:t>
+      </w:r>
+      <w:r>
+        <w:t xml:space="preserve"> </w:t>
+      </w:r>
+      <w:r>
+        <w:t xml:space="preserve">a trade name, kit BOM row 36 is correct,</w:t>
+      </w:r>
+      <w:r>
+        <w:t xml:space="preserve"> </w:t>
+      </w:r>
+      <w:r>
+        <w:rPr>
+          <w:rStyle w:val="VerbatimChar"/>
+        </w:rPr>
+        <w:t xml:space="preserve">WH-EEG-008</w:t>
+      </w:r>
+      <w:r>
+        <w:t xml:space="preserve"> </w:t>
+      </w:r>
+      <w:r>
+        <w:t xml:space="preserve">§3.1.2 is correct —</w:t>
+      </w:r>
+      <w:r>
+        <w:t xml:space="preserve"> </w:t>
+      </w:r>
+      <w:r>
+        <w:rPr>
+          <w:b/>
+          <w:bCs/>
+        </w:rPr>
+        <w:t xml:space="preserve">and</w:t>
+      </w:r>
+      <w:r>
+        <w:rPr>
+          <w:b/>
+          <w:bCs/>
+        </w:rPr>
+        <w:t xml:space="preserve"> </w:t>
+      </w:r>
+      <w:r>
+        <w:rPr>
+          <w:rStyle w:val="VerbatimChar"/>
+          <w:b/>
+          <w:bCs/>
+        </w:rPr>
+        <w:t xml:space="preserve">WH-EEG-008</w:t>
+      </w:r>
+      <w:r>
+        <w:rPr>
+          <w:b/>
+          <w:bCs/>
+        </w:rPr>
+        <w:t xml:space="preserve"> </w:t>
+      </w:r>
+      <w:r>
+        <w:rPr>
+          <w:b/>
+          <w:bCs/>
+        </w:rPr>
+        <w:t xml:space="preserve">§3.1.2.1’s</w:t>
+      </w:r>
+      <w:r>
+        <w:rPr>
+          <w:b/>
+          <w:bCs/>
+        </w:rPr>
+        <w:t xml:space="preserve"> </w:t>
+      </w:r>
+      <w:r>
+        <w:rPr>
+          <w:b/>
+          <w:bCs/>
+        </w:rPr>
+        <w:t xml:space="preserve">“male plugs”</w:t>
+      </w:r>
+      <w:r>
+        <w:rPr>
+          <w:b/>
+          <w:bCs/>
+        </w:rPr>
+        <w:t xml:space="preserve"> </w:t>
+      </w:r>
+      <w:r>
+        <w:rPr>
+          <w:b/>
+          <w:bCs/>
+        </w:rPr>
+        <w:t xml:space="preserve">is wrong</w:t>
+      </w:r>
+      <w:r>
+        <w:t xml:space="preserve">, because those plugs are female.</w:t>
+      </w:r>
+    </w:p>
+    <w:p>
+      <w:pPr>
+        <w:pStyle w:val="BodyText"/>
+      </w:pPr>
+      <w:r>
+        <w:rPr>
+          <w:b/>
+          <w:bCs/>
+        </w:rPr>
+        <w:t xml:space="preserve">Reading B — plain electrical usage.</w:t>
+      </w:r>
+      <w:r>
+        <w:t xml:space="preserve"> </w:t>
+      </w:r>
+      <w:r>
+        <w:t xml:space="preserve">“Plug”</w:t>
+      </w:r>
+      <w:r>
+        <w:t xml:space="preserve"> </w:t>
+      </w:r>
+      <w:r>
+        <w:t xml:space="preserve">means male,</w:t>
+      </w:r>
+      <w:r>
+        <w:t xml:space="preserve"> </w:t>
+      </w:r>
+      <w:r>
+        <w:t xml:space="preserve">“socket”</w:t>
+      </w:r>
+      <w:r>
+        <w:t xml:space="preserve"> </w:t>
+      </w:r>
+      <w:r>
+        <w:t xml:space="preserve">means female. Under this</w:t>
+      </w:r>
+      <w:r>
+        <w:t xml:space="preserve"> </w:t>
+      </w:r>
+      <w:r>
+        <w:t xml:space="preserve">reading the carrier presents a female contact, kit BOM row 36’s male plug mates with it,</w:t>
+      </w:r>
+      <w:r>
+        <w:t xml:space="preserve"> </w:t>
+      </w:r>
+      <w:r>
+        <w:t xml:space="preserve">§3.1.2.1 is correct —</w:t>
+      </w:r>
+      <w:r>
+        <w:t xml:space="preserve"> </w:t>
+      </w:r>
+      <w:r>
+        <w:rPr>
+          <w:b/>
+          <w:bCs/>
+        </w:rPr>
+        <w:t xml:space="preserve">and Stäubli’s panel-mount parts are the wrong class entirely</w:t>
+      </w:r>
+      <w:r>
+        <w:t xml:space="preserve">, since</w:t>
+      </w:r>
+      <w:r>
+        <w:t xml:space="preserve"> </w:t>
+      </w:r>
+      <w:r>
+        <w:rPr>
+          <w:rStyle w:val="VerbatimChar"/>
+        </w:rPr>
+        <w:t xml:space="preserve">MEB1,5-R</w:t>
+      </w:r>
+      <w:r>
+        <w:t xml:space="preserve"> </w:t>
+      </w:r>
+      <w:r>
+        <w:t xml:space="preserve">and</w:t>
+      </w:r>
+      <w:r>
+        <w:t xml:space="preserve"> </w:t>
+      </w:r>
+      <w:r>
+        <w:rPr>
+          <w:rStyle w:val="VerbatimChar"/>
+        </w:rPr>
+        <w:t xml:space="preserve">MLB1,5-R</w:t>
+      </w:r>
+      <w:r>
+        <w:t xml:space="preserve"> </w:t>
+      </w:r>
+      <w:r>
+        <w:t xml:space="preserve">present a rigid pin and would not mate with a male plug.</w:t>
+      </w:r>
+    </w:p>
+    <w:p>
+      <w:pPr>
+        <w:pStyle w:val="BodyText"/>
+      </w:pPr>
+      <w:r>
+        <w:rPr>
+          <w:b/>
+          <w:bCs/>
+        </w:rPr>
+        <w:t xml:space="preserve">The two readings cannot both hold.</w:t>
+      </w:r>
+      <w:r>
+        <w:t xml:space="preserve"> </w:t>
+      </w:r>
+      <w:r>
+        <w:t xml:space="preserve">Every document above is consistent under Reading A</w:t>
+      </w:r>
+      <w:r>
+        <w:t xml:space="preserve"> </w:t>
+      </w:r>
+      <w:r>
+        <w:t xml:space="preserve">except one sentence; under Reading B the harness reasoning in §3.1.2 and the only catalogued</w:t>
+      </w:r>
+      <w:r>
+        <w:t xml:space="preserve"> </w:t>
+      </w:r>
+      <w:r>
+        <w:t xml:space="preserve">Stäubli parts both fail.</w:t>
+      </w:r>
+    </w:p>
+    <w:bookmarkEnd w:id="47"/>
+    <w:bookmarkStart w:id="48" w:name="X768ad26568c9e394456157f885d614d157b88af"/>
+    <w:p>
+      <w:pPr>
+        <w:pStyle w:val="Heading4"/>
+      </w:pPr>
+      <w:r>
+        <w:t xml:space="preserve">10.1.4 What the evidence says, and how far it goes</w:t>
+      </w:r>
+    </w:p>
+    <w:p>
+      <w:pPr>
+        <w:pStyle w:val="FirstParagraph"/>
+      </w:pPr>
+      <w:r>
+        <w:rPr>
+          <w:b/>
+          <w:bCs/>
+        </w:rPr>
+        <w:t xml:space="preserve">It is not read from the standard.</w:t>
+      </w:r>
+      <w:r>
+        <w:t xml:space="preserve"> </w:t>
+      </w:r>
+      <w:r>
+        <w:t xml:space="preserve">Neither DIN 42802 nor IEC 60601-1 is held by this</w:t>
+      </w:r>
+      <w:r>
+        <w:t xml:space="preserve"> </w:t>
+      </w:r>
+      <w:r>
+        <w:t xml:space="preserve">programme, and neither has been read.</w:t>
+      </w:r>
+      <w:r>
+        <w:t xml:space="preserve"> </w:t>
+      </w:r>
+      <w:r>
+        <w:rPr>
+          <w:b/>
+          <w:bCs/>
+        </w:rPr>
+        <w:t xml:space="preserve">The following is asserted from vendor documentation</w:t>
+      </w:r>
+      <w:r>
+        <w:rPr>
+          <w:b/>
+          <w:bCs/>
+        </w:rPr>
+        <w:t xml:space="preserve"> </w:t>
+      </w:r>
+      <w:r>
+        <w:rPr>
+          <w:b/>
+          <w:bCs/>
+        </w:rPr>
+        <w:t xml:space="preserve">and is marked as such.</w:t>
+      </w:r>
+    </w:p>
+    <w:tbl>
+      <w:tblPr>
+        <w:tblStyle w:val="Table"/>
+        <w:tblW w:w="5000" w:type="pct"/>
+        <w:tblLayout w:type="autofit"/>
+        <w:tblLook w:firstRow="1" w:lastRow="0" w:firstColumn="0" w:lastColumn="0" w:noHBand="0" w:noVBand="0" w:val="0020"/>
+      </w:tblPr>
+      <w:tblGrid>
+        <w:gridCol w:w="3014"/>
+        <w:gridCol w:w="2211"/>
+        <w:gridCol w:w="4186"/>
+      </w:tblGrid>
+      <w:tr>
+        <w:trPr>
+          <w:cantSplit/>
+          <w:tblHeader/>
+        </w:trPr>
+        <w:tc>
+          <w:tcPr>
+            <w:tcW w:w="3014" w:type="dxa"/>
+          </w:tcPr>
+          <w:p>
+            <w:pPr>
+              <w:pStyle w:val="Compact"/>
+            </w:pPr>
+            <w:r>
+              <w:t xml:space="preserve">Source</w:t>
+            </w:r>
+          </w:p>
+        </w:tc>
+        <w:tc>
+          <w:tcPr>
+            <w:tcW w:w="2211" w:type="dxa"/>
+          </w:tcPr>
+          <w:p>
+            <w:pPr>
+              <w:pStyle w:val="Compact"/>
+            </w:pPr>
+            <w:r>
+              <w:t xml:space="preserve">Retrieved</w:t>
+            </w:r>
+          </w:p>
+        </w:tc>
+        <w:tc>
+          <w:tcPr>
+            <w:tcW w:w="4186" w:type="dxa"/>
+          </w:tcPr>
+          <w:p>
+            <w:pPr>
+              <w:pStyle w:val="Compact"/>
+            </w:pPr>
+            <w:r>
+              <w:t xml:space="preserve">What it states</w:t>
+            </w:r>
+          </w:p>
+        </w:tc>
+      </w:tr>
+      <w:tr>
+        <w:trPr>
+          <w:cantSplit/>
+        </w:trPr>
+        <w:tc>
+          <w:tcPr>
+            <w:tcW w:w="3014" w:type="dxa"/>
+          </w:tcPr>
+          <w:p>
+            <w:pPr>
+              <w:pStyle w:val="Compact"/>
+            </w:pPr>
+            <w:r>
+              <w:t xml:space="preserve">The Electrode Store,</w:t>
+            </w:r>
+            <w:r>
+              <w:t xml:space="preserve"> </w:t>
+            </w:r>
+            <w:r>
+              <w:t xml:space="preserve">“Touch-Proof Electrode Connectors”</w:t>
+            </w:r>
+          </w:p>
+        </w:tc>
+        <w:tc>
+          <w:tcPr>
+            <w:tcW w:w="2211" w:type="dxa"/>
+          </w:tcPr>
+          <w:p>
+            <w:pPr>
+              <w:pStyle w:val="Compact"/>
+            </w:pPr>
+            <w:r>
+              <w:t xml:space="preserve">2026-09-10</w:t>
+            </w:r>
+          </w:p>
+        </w:tc>
+        <w:tc>
+          <w:tcPr>
+            <w:tcW w:w="4186" w:type="dxa"/>
+          </w:tcPr>
+          <w:p>
+            <w:pPr>
+              <w:pStyle w:val="Compact"/>
+            </w:pPr>
+            <w:r>
+              <w:rPr>
+                <w:i/>
+                <w:iCs/>
+              </w:rPr>
+              <w:t xml:space="preserve">“The recessed pin on the machine is the</w:t>
+            </w:r>
+            <w:r>
+              <w:rPr>
+                <w:i/>
+                <w:iCs/>
+              </w:rPr>
+              <w:t xml:space="preserve"> </w:t>
+            </w:r>
+            <w:r>
+              <w:rPr>
+                <w:i/>
+                <w:iCs/>
+              </w:rPr>
+              <w:t xml:space="preserve">‘male’</w:t>
+            </w:r>
+            <w:r>
+              <w:rPr>
+                <w:i/>
+                <w:iCs/>
+              </w:rPr>
+              <w:t xml:space="preserve"> </w:t>
+            </w:r>
+            <w:r>
+              <w:rPr>
+                <w:i/>
+                <w:iCs/>
+              </w:rPr>
+              <w:t xml:space="preserve">half of the connection, and the touch-proof safety socket on the electrode is</w:t>
+            </w:r>
+            <w:r>
+              <w:rPr>
+                <w:i/>
+                <w:iCs/>
+              </w:rPr>
+              <w:t xml:space="preserve"> </w:t>
+            </w:r>
+            <w:r>
+              <w:rPr>
+                <w:i/>
+                <w:iCs/>
+              </w:rPr>
+              <w:t xml:space="preserve">‘female’</w:t>
+            </w:r>
+            <w:r>
+              <w:rPr>
+                <w:i/>
+                <w:iCs/>
+              </w:rPr>
+              <w:t xml:space="preserve">, although it has the appearance of a plastic pin.”</w:t>
+            </w:r>
+            <w:r>
+              <w:t xml:space="preserve"> </w:t>
+            </w:r>
+            <w:r>
+              <w:t xml:space="preserve">Also:</w:t>
+            </w:r>
+            <w:r>
+              <w:t xml:space="preserve"> </w:t>
+            </w:r>
+            <w:r>
+              <w:rPr>
+                <w:i/>
+                <w:iCs/>
+              </w:rPr>
+              <w:t xml:space="preserve">“these 1.5 mm touchproof connectors fall under the DIN 42802-1 standard (under IEC 60601-1)”</w:t>
+            </w:r>
+          </w:p>
+        </w:tc>
+      </w:tr>
+      <w:tr>
+        <w:trPr>
+          <w:cantSplit/>
+        </w:trPr>
+        <w:tc>
+          <w:tcPr>
+            <w:tcW w:w="3014" w:type="dxa"/>
+          </w:tcPr>
+          <w:p>
+            <w:pPr>
+              <w:pStyle w:val="Compact"/>
+            </w:pPr>
+            <w:r>
+              <w:t xml:space="preserve">Digitimer NL844P product page</w:t>
+            </w:r>
+          </w:p>
+        </w:tc>
+        <w:tc>
+          <w:tcPr>
+            <w:tcW w:w="2211" w:type="dxa"/>
+          </w:tcPr>
+          <w:p>
+            <w:pPr>
+              <w:pStyle w:val="Compact"/>
+            </w:pPr>
+            <w:r>
+              <w:t xml:space="preserve">2026-09-10</w:t>
+            </w:r>
+          </w:p>
+        </w:tc>
+        <w:tc>
+          <w:tcPr>
+            <w:tcW w:w="4186" w:type="dxa"/>
+          </w:tcPr>
+          <w:p>
+            <w:pPr>
+              <w:pStyle w:val="Compact"/>
+            </w:pPr>
+            <w:r>
+              <w:rPr>
+                <w:i/>
+                <w:iCs/>
+              </w:rPr>
+              <w:t xml:space="preserve">“NL844P Touch-proof plugs are a 1.5mm</w:t>
+            </w:r>
+            <w:r>
+              <w:rPr>
+                <w:i/>
+                <w:iCs/>
+              </w:rPr>
+              <w:t xml:space="preserve"> </w:t>
+            </w:r>
+            <w:r>
+              <w:rPr>
+                <w:b/>
+                <w:bCs/>
+                <w:i/>
+                <w:iCs/>
+              </w:rPr>
+              <w:t xml:space="preserve">female</w:t>
+            </w:r>
+            <w:r>
+              <w:rPr>
+                <w:i/>
+                <w:iCs/>
+              </w:rPr>
+              <w:t xml:space="preserve"> </w:t>
+            </w:r>
+            <w:r>
+              <w:rPr>
+                <w:i/>
+                <w:iCs/>
+              </w:rPr>
+              <w:t xml:space="preserve">DIN42802 connector”</w:t>
+            </w:r>
+            <w:r>
+              <w:t xml:space="preserve">, mating with</w:t>
+            </w:r>
+            <w:r>
+              <w:t xml:space="preserve"> </w:t>
+            </w:r>
+            <w:r>
+              <w:rPr>
+                <w:i/>
+                <w:iCs/>
+              </w:rPr>
+              <w:t xml:space="preserve">“the</w:t>
+            </w:r>
+            <w:r>
+              <w:rPr>
+                <w:i/>
+                <w:iCs/>
+              </w:rPr>
+              <w:t xml:space="preserve"> </w:t>
+            </w:r>
+            <w:r>
+              <w:rPr>
+                <w:b/>
+                <w:bCs/>
+                <w:i/>
+                <w:iCs/>
+              </w:rPr>
+              <w:t xml:space="preserve">input sockets</w:t>
+            </w:r>
+            <w:r>
+              <w:rPr>
+                <w:i/>
+                <w:iCs/>
+              </w:rPr>
+              <w:t xml:space="preserve"> </w:t>
+            </w:r>
+            <w:r>
+              <w:rPr>
+                <w:i/>
+                <w:iCs/>
+              </w:rPr>
+              <w:t xml:space="preserve">on our standalone isolated amplifiers”</w:t>
+            </w:r>
+          </w:p>
+        </w:tc>
+      </w:tr>
+      <w:tr>
+        <w:trPr>
+          <w:cantSplit/>
+        </w:trPr>
+        <w:tc>
+          <w:tcPr>
+            <w:tcW w:w="3014" w:type="dxa"/>
+          </w:tcPr>
+          <w:p>
+            <w:pPr>
+              <w:pStyle w:val="Compact"/>
+            </w:pPr>
+            <w:r>
+              <w:t xml:space="preserve">Stäubli medical catalogue, doc. 11014109</w:t>
+            </w:r>
+          </w:p>
+        </w:tc>
+        <w:tc>
+          <w:tcPr>
+            <w:tcW w:w="2211" w:type="dxa"/>
+          </w:tcPr>
+          <w:p>
+            <w:pPr>
+              <w:pStyle w:val="Compact"/>
+            </w:pPr>
+            <w:r>
+              <w:t xml:space="preserve">2026-09-10</w:t>
+            </w:r>
+          </w:p>
+        </w:tc>
+        <w:tc>
+          <w:tcPr>
+            <w:tcW w:w="4186" w:type="dxa"/>
+          </w:tcPr>
+          <w:p>
+            <w:pPr>
+              <w:pStyle w:val="Compact"/>
+            </w:pPr>
+            <w:r>
+              <w:rPr>
+                <w:rStyle w:val="VerbatimChar"/>
+              </w:rPr>
+              <w:t xml:space="preserve">MEB1,5-R</w:t>
+            </w:r>
+            <w:r>
+              <w:t xml:space="preserve"> </w:t>
+            </w:r>
+            <w:r>
+              <w:t xml:space="preserve">/</w:t>
+            </w:r>
+            <w:r>
+              <w:t xml:space="preserve"> </w:t>
+            </w:r>
+            <w:r>
+              <w:rPr>
+                <w:rStyle w:val="VerbatimChar"/>
+              </w:rPr>
+              <w:t xml:space="preserve">MLB1,5-R</w:t>
+            </w:r>
+            <w:r>
+              <w:t xml:space="preserve">: panel terminals with a</w:t>
+            </w:r>
+            <w:r>
+              <w:t xml:space="preserve"> </w:t>
+            </w:r>
+            <w:r>
+              <w:rPr>
+                <w:i/>
+                <w:iCs/>
+              </w:rPr>
+              <w:t xml:space="preserve">“rigid, gold-plated Ø 1.5 mm</w:t>
+            </w:r>
+            <w:r>
+              <w:rPr>
+                <w:i/>
+                <w:iCs/>
+              </w:rPr>
+              <w:t xml:space="preserve"> </w:t>
+            </w:r>
+            <w:r>
+              <w:rPr>
+                <w:b/>
+                <w:bCs/>
+                <w:i/>
+                <w:iCs/>
+              </w:rPr>
+              <w:t xml:space="preserve">pin</w:t>
+            </w:r>
+            <w:r>
+              <w:rPr>
+                <w:i/>
+                <w:iCs/>
+              </w:rPr>
+              <w:t xml:space="preserve">, accepting spring-loaded Ø 1.5 mm sockets”</w:t>
+            </w:r>
+            <w:r>
+              <w:t xml:space="preserve">.</w:t>
+            </w:r>
+            <w:r>
+              <w:t xml:space="preserve"> </w:t>
+            </w:r>
+            <w:r>
+              <w:rPr>
+                <w:rStyle w:val="VerbatimChar"/>
+              </w:rPr>
+              <w:t xml:space="preserve">LS1,5-B</w:t>
+            </w:r>
+            <w:r>
+              <w:t xml:space="preserve">:</w:t>
+            </w:r>
+            <w:r>
+              <w:t xml:space="preserve"> </w:t>
+            </w:r>
+            <w:r>
+              <w:rPr>
+                <w:i/>
+                <w:iCs/>
+              </w:rPr>
+              <w:t xml:space="preserve">“in-line, gold-plated Ø 1.5 mm</w:t>
+            </w:r>
+            <w:r>
+              <w:rPr>
+                <w:i/>
+                <w:iCs/>
+              </w:rPr>
+              <w:t xml:space="preserve"> </w:t>
+            </w:r>
+            <w:r>
+              <w:rPr>
+                <w:b/>
+                <w:bCs/>
+                <w:i/>
+                <w:iCs/>
+              </w:rPr>
+              <w:t xml:space="preserve">sockets</w:t>
+            </w:r>
+            <w:r>
+              <w:rPr>
+                <w:i/>
+                <w:iCs/>
+              </w:rPr>
+              <w:t xml:space="preserve"> </w:t>
+            </w:r>
+            <w:r>
+              <w:rPr>
+                <w:i/>
+                <w:iCs/>
+              </w:rPr>
+              <w:t xml:space="preserve">… for self-assembly of connecting leads (compatible for mating with terminals such as MEB1,5-R and MLB1,5-R)”</w:t>
+            </w:r>
+          </w:p>
+        </w:tc>
+      </w:tr>
+      <w:tr>
+        <w:trPr>
+          <w:cantSplit/>
+        </w:trPr>
+        <w:tc>
+          <w:tcPr>
+            <w:tcW w:w="3014" w:type="dxa"/>
+          </w:tcPr>
+          <w:p>
+            <w:pPr>
+              <w:pStyle w:val="Compact"/>
+            </w:pPr>
+            <w:r>
+              <w:t xml:space="preserve">Wikipedia,</w:t>
+            </w:r>
+            <w:r>
+              <w:t xml:space="preserve"> </w:t>
+            </w:r>
+            <w:r>
+              <w:t xml:space="preserve">“EEG DIN connector”</w:t>
+            </w:r>
+          </w:p>
+        </w:tc>
+        <w:tc>
+          <w:tcPr>
+            <w:tcW w:w="2211" w:type="dxa"/>
+          </w:tcPr>
+          <w:p>
+            <w:pPr>
+              <w:pStyle w:val="Compact"/>
+            </w:pPr>
+            <w:r>
+              <w:t xml:space="preserve">2026-09-10</w:t>
+            </w:r>
+          </w:p>
+        </w:tc>
+        <w:tc>
+          <w:tcPr>
+            <w:tcW w:w="4186" w:type="dxa"/>
+          </w:tcPr>
+          <w:p>
+            <w:pPr>
+              <w:pStyle w:val="Compact"/>
+            </w:pPr>
+            <w:r>
+              <w:rPr>
+                <w:i/>
+                <w:iCs/>
+              </w:rPr>
+              <w:t xml:space="preserve">“touch-proof sockets around in-line rigid plugs”</w:t>
+            </w:r>
+            <w:r>
+              <w:t xml:space="preserve">;</w:t>
+            </w:r>
+            <w:r>
+              <w:t xml:space="preserve"> </w:t>
+            </w:r>
+            <w:r>
+              <w:rPr>
+                <w:i/>
+                <w:iCs/>
+              </w:rPr>
+              <w:t xml:space="preserve">“In 1989, the Deutsches Institut für Normung issued DIN 42802”</w:t>
+            </w:r>
+            <w:r>
+              <w:t xml:space="preserve">.</w:t>
+            </w:r>
+            <w:r>
+              <w:t xml:space="preserve"> </w:t>
+            </w:r>
+            <w:r>
+              <w:rPr>
+                <w:b/>
+                <w:bCs/>
+              </w:rPr>
+              <w:t xml:space="preserve">Does not state which end is the instrument.</w:t>
             </w:r>
           </w:p>
         </w:tc>
       </w:tr>
     </w:tbl>
     <w:p>
+      <w:pPr>
+        <w:pStyle w:val="BodyText"/>
+      </w:pPr>
+      <w:r>
+        <w:rPr>
+          <w:b/>
+          <w:bCs/>
+        </w:rPr>
+        <w:t xml:space="preserve">Two independent manufacturers state Reading A</w:t>
+      </w:r>
+      <w:r>
+        <w:t xml:space="preserve">, and Stäubli’s product shapes are consistent</w:t>
+      </w:r>
+      <w:r>
+        <w:t xml:space="preserve"> </w:t>
+      </w:r>
+      <w:r>
+        <w:t xml:space="preserve">with it: the parts intended for a panel present pins, the parts intended for a lead are</w:t>
+      </w:r>
+      <w:r>
+        <w:t xml:space="preserve"> </w:t>
+      </w:r>
+      <w:r>
+        <w:t xml:space="preserve">sockets. That is three lines of evidence pointing one way and none pointing the other.</w:t>
+      </w:r>
+    </w:p>
+    <w:p>
+      <w:pPr>
+        <w:pStyle w:val="BodyText"/>
+      </w:pPr>
+      <w:r>
+        <w:rPr>
+          <w:b/>
+          <w:bCs/>
+        </w:rPr>
+        <w:t xml:space="preserve">It is still not the standard.</w:t>
+      </w:r>
+      <w:r>
+        <w:t xml:space="preserve"> </w:t>
+      </w:r>
+      <w:r>
+        <w:t xml:space="preserve">A reviewer who needs this to be established rather than</w:t>
+      </w:r>
+      <w:r>
+        <w:t xml:space="preserve"> </w:t>
+      </w:r>
+      <w:r>
+        <w:t xml:space="preserve">well-supported has to read DIN 42802-1, and this pack does not pretend otherwise.</w:t>
+      </w:r>
+    </w:p>
+    <w:bookmarkEnd w:id="48"/>
+    <w:bookmarkStart w:id="49" w:name="consequences-of-each-answer"/>
+    <w:p>
+      <w:pPr>
+        <w:pStyle w:val="Heading4"/>
+      </w:pPr>
+      <w:r>
+        <w:t xml:space="preserve">10.1.5 Consequences of each answer</w:t>
+      </w:r>
+    </w:p>
+    <w:tbl>
+      <w:tblPr>
+        <w:tblStyle w:val="Table"/>
+        <w:tblW w:w="5000" w:type="pct"/>
+        <w:tblLayout w:type="autofit"/>
+        <w:tblLook w:firstRow="1" w:lastRow="0" w:firstColumn="0" w:lastColumn="0" w:noHBand="0" w:noVBand="0" w:val="0020"/>
+      </w:tblPr>
+      <w:tblGrid>
+        <w:gridCol w:w="2164"/>
+        <w:gridCol w:w="3616"/>
+        <w:gridCol w:w="3631"/>
+      </w:tblGrid>
+      <w:tr>
+        <w:trPr>
+          <w:cantSplit/>
+          <w:tblHeader/>
+        </w:trPr>
+        <w:tc>
+          <w:tcPr>
+            <w:tcW w:w="2164" w:type="dxa"/>
+          </w:tcPr>
+          <w:p>
+            <w:pPr>
+              <w:pStyle w:val="Compact"/>
+            </w:pPr>
+          </w:p>
+        </w:tc>
+        <w:tc>
+          <w:tcPr>
+            <w:tcW w:w="3616" w:type="dxa"/>
+          </w:tcPr>
+          <w:p>
+            <w:pPr>
+              <w:pStyle w:val="Compact"/>
+            </w:pPr>
+            <w:r>
+              <w:t xml:space="preserve">If Reading A holds</w:t>
+            </w:r>
+          </w:p>
+        </w:tc>
+        <w:tc>
+          <w:tcPr>
+            <w:tcW w:w="3631" w:type="dxa"/>
+          </w:tcPr>
+          <w:p>
+            <w:pPr>
+              <w:pStyle w:val="Compact"/>
+            </w:pPr>
+            <w:r>
+              <w:t xml:space="preserve">If Reading B holds</w:t>
+            </w:r>
+          </w:p>
+        </w:tc>
+      </w:tr>
+      <w:tr>
+        <w:trPr>
+          <w:cantSplit/>
+        </w:trPr>
+        <w:tc>
+          <w:tcPr>
+            <w:tcW w:w="2164" w:type="dxa"/>
+          </w:tcPr>
+          <w:p>
+            <w:pPr>
+              <w:pStyle w:val="Compact"/>
+            </w:pPr>
+            <w:r>
+              <w:rPr>
+                <w:b/>
+                <w:bCs/>
+              </w:rPr>
+              <w:t xml:space="preserve">Carrier</w:t>
+            </w:r>
+          </w:p>
+        </w:tc>
+        <w:tc>
+          <w:tcPr>
+            <w:tcW w:w="3616" w:type="dxa"/>
+          </w:tcPr>
+          <w:p>
+            <w:pPr>
+              <w:pStyle w:val="Compact"/>
+            </w:pPr>
+            <w:r>
+              <w:t xml:space="preserve">Presents a recessed male pin. The footprint’s centre pad is the solder tail and is unaffected;</w:t>
+            </w:r>
+            <w:r>
+              <w:t xml:space="preserve"> </w:t>
+            </w:r>
+            <w:r>
+              <w:rPr>
+                <w:b/>
+                <w:bCs/>
+              </w:rPr>
+              <w:t xml:space="preserve">no board change</w:t>
+            </w:r>
+          </w:p>
+        </w:tc>
+        <w:tc>
+          <w:tcPr>
+            <w:tcW w:w="3631" w:type="dxa"/>
+          </w:tcPr>
+          <w:p>
+            <w:pPr>
+              <w:pStyle w:val="Compact"/>
+            </w:pPr>
+            <w:r>
+              <w:t xml:space="preserve">Presents a female contact. Stäubli’s catalogued panel parts are excluded and the candidate field narrows further</w:t>
+            </w:r>
+          </w:p>
+        </w:tc>
+      </w:tr>
+      <w:tr>
+        <w:trPr>
+          <w:cantSplit/>
+        </w:trPr>
+        <w:tc>
+          <w:tcPr>
+            <w:tcW w:w="2164" w:type="dxa"/>
+          </w:tcPr>
+          <w:p>
+            <w:pPr>
+              <w:pStyle w:val="Compact"/>
+            </w:pPr>
+            <w:r>
+              <w:rPr>
+                <w:b/>
+                <w:bCs/>
+              </w:rPr>
+              <w:t xml:space="preserve">Harness</w:t>
+            </w:r>
+          </w:p>
+        </w:tc>
+        <w:tc>
+          <w:tcPr>
+            <w:tcW w:w="3616" w:type="dxa"/>
+          </w:tcPr>
+          <w:p>
+            <w:pPr>
+              <w:pStyle w:val="Compact"/>
+            </w:pPr>
+            <w:r>
+              <w:rPr>
+                <w:rStyle w:val="VerbatimChar"/>
+              </w:rPr>
+              <w:t xml:space="preserve">WH-EEG-008</w:t>
+            </w:r>
+            <w:r>
+              <w:t xml:space="preserve"> </w:t>
+            </w:r>
+            <w:r>
+              <w:t xml:space="preserve">§3.1.2.1’s</w:t>
+            </w:r>
+            <w:r>
+              <w:t xml:space="preserve"> </w:t>
+            </w:r>
+            <w:r>
+              <w:t xml:space="preserve">“male plugs”</w:t>
+            </w:r>
+            <w:r>
+              <w:t xml:space="preserve"> </w:t>
+            </w:r>
+            <w:r>
+              <w:t xml:space="preserve">is corrected to</w:t>
+            </w:r>
+            <w:r>
+              <w:t xml:space="preserve"> </w:t>
+            </w:r>
+            <w:r>
+              <w:t xml:space="preserve">“female”</w:t>
+            </w:r>
+            <w:r>
+              <w:t xml:space="preserve">;</w:t>
+            </w:r>
+            <w:r>
+              <w:t xml:space="preserve"> </w:t>
+            </w:r>
+            <w:r>
+              <w:rPr>
+                <w:b/>
+                <w:bCs/>
+              </w:rPr>
+              <w:t xml:space="preserve">no hardware change</w:t>
+            </w:r>
+            <w:r>
+              <w:t xml:space="preserve">, a wording correction</w:t>
+            </w:r>
+          </w:p>
+        </w:tc>
+        <w:tc>
+          <w:tcPr>
+            <w:tcW w:w="3631" w:type="dxa"/>
+          </w:tcPr>
+          <w:p>
+            <w:pPr>
+              <w:pStyle w:val="Compact"/>
+            </w:pPr>
+            <w:r>
+              <w:t xml:space="preserve">§3.1.2’s free-hanging socket at each temple would have to become a plug, changing the couplers</w:t>
+            </w:r>
+          </w:p>
+        </w:tc>
+      </w:tr>
+      <w:tr>
+        <w:trPr>
+          <w:cantSplit/>
+        </w:trPr>
+        <w:tc>
+          <w:tcPr>
+            <w:tcW w:w="2164" w:type="dxa"/>
+          </w:tcPr>
+          <w:p>
+            <w:pPr>
+              <w:pStyle w:val="Compact"/>
+            </w:pPr>
+            <w:r>
+              <w:rPr>
+                <w:b/>
+                <w:bCs/>
+              </w:rPr>
+              <w:t xml:space="preserve">Leads</w:t>
+            </w:r>
+          </w:p>
+        </w:tc>
+        <w:tc>
+          <w:tcPr>
+            <w:tcW w:w="3616" w:type="dxa"/>
+          </w:tcPr>
+          <w:p>
+            <w:pPr>
+              <w:pStyle w:val="Compact"/>
+            </w:pPr>
+            <w:r>
+              <w:t xml:space="preserve">Kit BOM rows 36 and K2 stand as written</w:t>
+            </w:r>
+          </w:p>
+        </w:tc>
+        <w:tc>
+          <w:tcPr>
+            <w:tcW w:w="3631" w:type="dxa"/>
+          </w:tcPr>
+          <w:p>
+            <w:pPr>
+              <w:pStyle w:val="Compact"/>
+            </w:pPr>
+            <w:r>
+              <w:t xml:space="preserve">stand as written</w:t>
+            </w:r>
+          </w:p>
+        </w:tc>
+      </w:tr>
+      <w:tr>
+        <w:trPr>
+          <w:cantSplit/>
+        </w:trPr>
+        <w:tc>
+          <w:tcPr>
+            <w:tcW w:w="2164" w:type="dxa"/>
+          </w:tcPr>
+          <w:p>
+            <w:pPr>
+              <w:pStyle w:val="Compact"/>
+            </w:pPr>
+            <w:r>
+              <w:rPr>
+                <w:b/>
+                <w:bCs/>
+              </w:rPr>
+              <w:t xml:space="preserve">Safety</w:t>
+            </w:r>
+          </w:p>
+        </w:tc>
+        <w:tc>
+          <w:tcPr>
+            <w:tcW w:w="3616" w:type="dxa"/>
+          </w:tcPr>
+          <w:p>
+            <w:pPr>
+              <w:pStyle w:val="Compact"/>
+            </w:pPr>
+            <w:r>
+              <w:t xml:space="preserve">The person-facing contact is female and shrouded — the intended touch-proof arrangement</w:t>
+            </w:r>
+          </w:p>
+        </w:tc>
+        <w:tc>
+          <w:tcPr>
+            <w:tcW w:w="3631" w:type="dxa"/>
+          </w:tcPr>
+          <w:p>
+            <w:pPr>
+              <w:pStyle w:val="Compact"/>
+            </w:pPr>
+            <w:r>
+              <w:t xml:space="preserve">A male contact somewhere on a patient-applied lead, which is what DIN 42802 exists to prevent</w:t>
+            </w:r>
+          </w:p>
+        </w:tc>
+      </w:tr>
+    </w:tbl>
+    <w:p>
+      <w:pPr>
+        <w:pStyle w:val="BodyText"/>
+      </w:pPr>
+      <w:r>
+        <w:rPr>
+          <w:b/>
+          <w:bCs/>
+        </w:rPr>
+        <w:t xml:space="preserve">The asymmetry matters.</w:t>
+      </w:r>
+      <w:r>
+        <w:t xml:space="preserve"> </w:t>
+      </w:r>
+      <w:r>
+        <w:t xml:space="preserve">Under Reading A the package needs one sentence corrected. Under</w:t>
+      </w:r>
+      <w:r>
+        <w:t xml:space="preserve"> </w:t>
+      </w:r>
+      <w:r>
+        <w:t xml:space="preserve">Reading B it needs harness geometry rethought and has a patient-safety concern. That is a</w:t>
+      </w:r>
+      <w:r>
+        <w:t xml:space="preserve"> </w:t>
+      </w:r>
+      <w:r>
+        <w:t xml:space="preserve">reason to establish it properly, not a reason to assume the cheaper answer.</w:t>
+      </w:r>
+    </w:p>
+    <w:bookmarkEnd w:id="49"/>
+    <w:bookmarkStart w:id="50" w:name="what-is-owed"/>
+    <w:p>
+      <w:pPr>
+        <w:pStyle w:val="Heading4"/>
+      </w:pPr>
+      <w:r>
+        <w:t xml:space="preserve">10.1.6 What is owed</w:t>
+      </w:r>
+    </w:p>
+    <w:p>
+      <w:pPr>
+        <w:pStyle w:val="Compact"/>
+        <w:numPr>
+          <w:ilvl w:val="0"/>
+          <w:numId w:val="1004"/>
+        </w:numPr>
+      </w:pPr>
+      <w:r>
+        <w:t xml:space="preserve">A reading of</w:t>
+      </w:r>
+      <w:r>
+        <w:t xml:space="preserve"> </w:t>
+      </w:r>
+      <w:r>
+        <w:rPr>
+          <w:b/>
+          <w:bCs/>
+        </w:rPr>
+        <w:t xml:space="preserve">DIN 42802-1</w:t>
+      </w:r>
+      <w:r>
+        <w:t xml:space="preserve"> </w:t>
+      </w:r>
+      <w:r>
+        <w:t xml:space="preserve">confirming or refusing Reading A. Until then the evidence in</w:t>
+      </w:r>
+      <w:r>
+        <w:t xml:space="preserve"> </w:t>
+      </w:r>
+      <w:r>
+        <w:t xml:space="preserve">10.1.4 stays marked asserted.</w:t>
+      </w:r>
+    </w:p>
+    <w:p>
+      <w:pPr>
+        <w:pStyle w:val="Compact"/>
+        <w:numPr>
+          <w:ilvl w:val="0"/>
+          <w:numId w:val="1004"/>
+        </w:numPr>
+      </w:pPr>
+      <w:r>
+        <w:t xml:space="preserve">A decision on</w:t>
+      </w:r>
+      <w:r>
+        <w:t xml:space="preserve"> </w:t>
+      </w:r>
+      <w:r>
+        <w:rPr>
+          <w:rStyle w:val="VerbatimChar"/>
+        </w:rPr>
+        <w:t xml:space="preserve">WH-EEG-008</w:t>
+      </w:r>
+      <w:r>
+        <w:t xml:space="preserve"> </w:t>
+      </w:r>
+      <w:r>
+        <w:t xml:space="preserve">§3.1.2.1’s</w:t>
+      </w:r>
+      <w:r>
+        <w:t xml:space="preserve"> </w:t>
+      </w:r>
+      <w:r>
+        <w:t xml:space="preserve">“male plugs”</w:t>
+      </w:r>
+      <w:r>
+        <w:t xml:space="preserve"> </w:t>
+      </w:r>
+      <w:r>
+        <w:t xml:space="preserve">— a wording correction under Reading A,</w:t>
+      </w:r>
+      <w:r>
+        <w:t xml:space="preserve"> </w:t>
+      </w:r>
+      <w:r>
+        <w:t xml:space="preserve">a design question under Reading B.</w:t>
+      </w:r>
+      <w:r>
+        <w:t xml:space="preserve"> </w:t>
+      </w:r>
+      <w:r>
+        <w:rPr>
+          <w:b/>
+          <w:bCs/>
+        </w:rPr>
+        <w:t xml:space="preserve">Not corrected here</w:t>
+      </w:r>
+      <w:r>
+        <w:t xml:space="preserve">, because correcting it presumes</w:t>
+      </w:r>
+      <w:r>
+        <w:t xml:space="preserve"> </w:t>
+      </w:r>
+      <w:r>
+        <w:t xml:space="preserve">the answer.</w:t>
+      </w:r>
+    </w:p>
+    <w:p>
+      <w:pPr>
+        <w:pStyle w:val="Compact"/>
+        <w:numPr>
+          <w:ilvl w:val="0"/>
+          <w:numId w:val="1004"/>
+        </w:numPr>
+      </w:pPr>
+      <w:r>
+        <w:t xml:space="preserve">It interacts with the open part question (AVL-EEG-017 §1.4.1, ECO-EEG-036): a sample</w:t>
+      </w:r>
+      <w:r>
+        <w:t xml:space="preserve"> </w:t>
+      </w:r>
+      <w:r>
+        <w:t xml:space="preserve">submitted for approval settles gender by inspection, and the QP-EEG-010 §11.2 criteria</w:t>
+      </w:r>
+      <w:r>
+        <w:t xml:space="preserve"> </w:t>
+      </w:r>
+      <w:r>
+        <w:t xml:space="preserve">table should gain a</w:t>
+      </w:r>
+      <w:r>
+        <w:t xml:space="preserve"> </w:t>
+      </w:r>
+      <w:r>
+        <w:rPr>
+          <w:b/>
+          <w:bCs/>
+        </w:rPr>
+        <w:t xml:space="preserve">gender row</w:t>
+      </w:r>
+      <w:r>
+        <w:t xml:space="preserve"> </w:t>
+      </w:r>
+      <w:r>
+        <w:t xml:space="preserve">so that it does.</w:t>
+      </w:r>
+    </w:p>
+    <w:p>
+      <w:pPr>
+        <w:pStyle w:val="FirstParagraph"/>
+      </w:pPr>
+      <w:r>
+        <w:rPr>
+          <w:b/>
+          <w:bCs/>
+        </w:rPr>
+        <w:t xml:space="preserve">Nothing in the design, the harness or the BOM has been changed by this section.</w:t>
+      </w:r>
+    </w:p>
+    <w:p>
       <w:r>
         <w:pict>
           <v:rect style="width:0;height:1.5pt" ns2:hralign="center" ns2:hrstd="t" ns2:hr="t"/>
         </w:pict>
       </w:r>
     </w:p>
-    <w:bookmarkEnd w:id="45"/>
-    <w:bookmarkStart w:id="46" w:name="what-this-document-does-not-do"/>
+    <w:bookmarkEnd w:id="50"/>
+    <w:bookmarkEnd w:id="51"/>
+    <w:bookmarkEnd w:id="52"/>
+    <w:bookmarkStart w:id="53" w:name="what-this-document-does-not-do"/>
     <w:p>
       <w:pPr>
         <w:pStyle w:val="Heading2"/>
@@ -23237,8 +25558,8 @@
         </w:tc>
       </w:tr>
     </w:tbl>
-    <w:bookmarkEnd w:id="46"/>
-    <w:bookmarkEnd w:id="47"/>
+    <w:bookmarkEnd w:id="53"/>
+    <w:bookmarkEnd w:id="54"/>
     <w:sectPr>
       <w:pgSz w:h="16838" w:w="11906"/>
       <w:pgMar w:bottom="1134" w:footer="720" w:gutter="0" w:header="720" w:left="1247" w:right="1247" w:top="1134"/>
@@ -23500,6 +25821,36 @@
     </w:lvlOverride>
   </w:num>
   <w:num w:numId="1003">
+    <w:abstractNumId w:val="99411"/>
+    <w:lvlOverride w:ilvl="0">
+      <w:startOverride w:val="1"/>
+    </w:lvlOverride>
+    <w:lvlOverride w:ilvl="1">
+      <w:startOverride w:val="1"/>
+    </w:lvlOverride>
+    <w:lvlOverride w:ilvl="2">
+      <w:startOverride w:val="1"/>
+    </w:lvlOverride>
+    <w:lvlOverride w:ilvl="3">
+      <w:startOverride w:val="1"/>
+    </w:lvlOverride>
+    <w:lvlOverride w:ilvl="4">
+      <w:startOverride w:val="1"/>
+    </w:lvlOverride>
+    <w:lvlOverride w:ilvl="5">
+      <w:startOverride w:val="1"/>
+    </w:lvlOverride>
+    <w:lvlOverride w:ilvl="6">
+      <w:startOverride w:val="1"/>
+    </w:lvlOverride>
+    <w:lvlOverride w:ilvl="7">
+      <w:startOverride w:val="1"/>
+    </w:lvlOverride>
+    <w:lvlOverride w:ilvl="8">
+      <w:startOverride w:val="1"/>
+    </w:lvlOverride>
+  </w:num>
+  <w:num w:numId="1004">
     <w:abstractNumId w:val="99411"/>
     <w:lvlOverride w:ilvl="0">
       <w:startOverride w:val="1"/>
